--- a/docs/mo_ta_so_do_lop.docx
+++ b/docs/mo_ta_so_do_lop.docx
@@ -17,7 +17,7 @@
     </w:p>
     <w:p>
       <w:r>
-        <w:t xml:space="preserve">Ngày lập: 09/09/2026. Nguồn đối chiếu: các model, form, dịch vụ và README trong dự án.</w:t>
+        <w:t xml:space="preserve">Cập nhật: 23/09/2026. Nguồn đối chiếu: các model, form, dịch vụ và README trong dự án.</w:t>
       </w:r>
     </w:p>
     <w:p>
@@ -30,7 +30,7 @@
     </w:p>
     <w:p>
       <w:r>
-        <w:t xml:space="preserve">Tài liệu mô tả 9 lớp model đã triển khai trong accounts, vehicles và driving. AbstractUser được thể hiện để giải thích kế thừa, không tính là lớp nghiệp vụ tự xây dựng. Đây là sơ đồ lớp miền nghiệp vụ, không liệt kê toàn bộ lớp form, view, admin hoặc lớp nội bộ Django.</w:t>
+        <w:t xml:space="preserve">Tài liệu mô tả 14 lớp model đã triển khai trong accounts, vehicles, driving và violations. AbstractUser là lớp cha của Django, không tính vào số model nghiệp vụ. Không liệt kê toàn bộ lớp form/view/admin hoặc QuerySet.</w:t>
       </w:r>
     </w:p>
     <w:p>
@@ -305,6 +305,121 @@
           </w:p>
         </w:tc>
       </w:tr>
+      <w:tr>
+        <w:tc>
+          <w:p>
+            <w:r>
+              <w:t xml:space="preserve">ViolationType</w:t>
+            </w:r>
+          </w:p>
+        </w:tc>
+        <w:tc>
+          <w:p>
+            <w:r>
+              <w:t xml:space="preserve">violations</w:t>
+            </w:r>
+          </w:p>
+        </w:tc>
+        <w:tc>
+          <w:p>
+            <w:r>
+              <w:t xml:space="preserve">Danh mục loại vi phạm; mã được chuẩn hóa và không trùng.</w:t>
+            </w:r>
+          </w:p>
+        </w:tc>
+      </w:tr>
+      <w:tr>
+        <w:tc>
+          <w:p>
+            <w:r>
+              <w:t xml:space="preserve">Violation</w:t>
+            </w:r>
+          </w:p>
+        </w:tc>
+        <w:tc>
+          <w:p>
+            <w:r>
+              <w:t xml:space="preserve">violations</w:t>
+            </w:r>
+          </w:p>
+        </w:tc>
+        <w:tc>
+          <w:p>
+            <w:r>
+              <w:t xml:space="preserve">Vi phạm thuộc phiên lái; lưu mức độ, thời điểm phát hiện và kết quả xác nhận.</w:t>
+            </w:r>
+          </w:p>
+        </w:tc>
+      </w:tr>
+      <w:tr>
+        <w:tc>
+          <w:p>
+            <w:r>
+              <w:t xml:space="preserve">Evidence</w:t>
+            </w:r>
+          </w:p>
+        </w:tc>
+        <w:tc>
+          <w:p>
+            <w:r>
+              <w:t xml:space="preserve">violations</w:t>
+            </w:r>
+          </w:p>
+        </w:tc>
+        <w:tc>
+          <w:p>
+            <w:r>
+              <w:t xml:space="preserve">Metadata ảnh/video bằng chứng và URL HTTPS.</w:t>
+            </w:r>
+          </w:p>
+        </w:tc>
+      </w:tr>
+      <w:tr>
+        <w:tc>
+          <w:p>
+            <w:r>
+              <w:t xml:space="preserve">Appeal</w:t>
+            </w:r>
+          </w:p>
+        </w:tc>
+        <w:tc>
+          <w:p>
+            <w:r>
+              <w:t xml:space="preserve">violations</w:t>
+            </w:r>
+          </w:p>
+        </w:tc>
+        <w:tc>
+          <w:p>
+            <w:r>
+              <w:t xml:space="preserve">Kháng cáo duy nhất của vi phạm; lưu trữ bằng deleted_at khi xóa riêng.</w:t>
+            </w:r>
+          </w:p>
+        </w:tc>
+      </w:tr>
+      <w:tr>
+        <w:tc>
+          <w:p>
+            <w:r>
+              <w:t xml:space="preserve">ViolationReview</w:t>
+            </w:r>
+          </w:p>
+        </w:tc>
+        <w:tc>
+          <w:p>
+            <w:r>
+              <w:t xml:space="preserve">violations</w:t>
+            </w:r>
+          </w:p>
+        </w:tc>
+        <w:tc>
+          <w:p>
+            <w:r>
+              <w:t xml:space="preserve">Lịch sử xử lý vi phạm: người xử lý, thời điểm và dữ liệu trước/sau.</w:t>
+            </w:r>
+          </w:p>
+        </w:tc>
+      </w:tr>
     </w:tbl>
     <w:p>
       <w:r>
@@ -321,7 +436,7 @@
     </w:p>
     <w:p>
       <w:r>
-        <w:t xml:space="preserve">Mỗi model có khóa chính id tự tăng kiểu BigAutoField theo config/settings.py. Các lớp trừ User có created_at (auto_now_add) và updated_at (auto_now). User dùng date_joined của Django, không có created_at/updated_at trong mã hiện tại. Các trường auth kế thừa được liệt kê chọn lọc trên sơ đồ; groups và user_permissions thuộc hệ thống phân quyền Django được lược bỏ.</w:t>
+        <w:t xml:space="preserve">Mỗi model có khóa chính id tự tăng kiểu BigAutoField. User dùng date_joined; Evidence dùng captured_at; ViolationReview chỉ có created_at. Các model còn lại có created_at và updated_at. Các trường auth kế thừa được liệt kê chọn lọc trên sơ đồ.</w:t>
       </w:r>
     </w:p>
     <w:p>
@@ -448,7 +563,7 @@
     </w:p>
     <w:p>
       <w:r>
-        <w:t xml:space="preserve">Phương thức khai báo: __str__() trả về chuỗi hiển thị đối tượng. Các phương thức ORM như save() và delete() được kế thừa từ Django; model không khai báo phương thức nghiệp vụ riêng.</w:t>
+        <w:t xml:space="preserve">Phương thức/thuộc tính tính toán khai báo trong model: __str__.</w:t>
       </w:r>
     </w:p>
     <w:p>
@@ -726,12 +841,12 @@
     </w:p>
     <w:p>
       <w:r>
-        <w:t xml:space="preserve">DriverProfile.ApprovalStatus: PENDING, APPROVED.</w:t>
-      </w:r>
-    </w:p>
-    <w:p>
-      <w:r>
-        <w:t xml:space="preserve">Phương thức khai báo: __str__() trả về chuỗi hiển thị đối tượng. Các phương thức ORM như save() và delete() được kế thừa từ Django; model không khai báo phương thức nghiệp vụ riêng.</w:t>
+        <w:t xml:space="preserve">DriverProfile.ApprovalStatus: PENDING, APPROVED, REJECTED.</w:t>
+      </w:r>
+    </w:p>
+    <w:p>
+      <w:r>
+        <w:t xml:space="preserve">Phương thức/thuộc tính tính toán khai báo trong model: __str__.</w:t>
       </w:r>
     </w:p>
     <w:p>
@@ -1106,7 +1221,7 @@
     </w:p>
     <w:p>
       <w:r>
-        <w:t xml:space="preserve">Phương thức khai báo: __str__() trả về chuỗi hiển thị đối tượng. Các phương thức ORM như save() và delete() được kế thừa từ Django; model không khai báo phương thức nghiệp vụ riêng.</w:t>
+        <w:t xml:space="preserve">Phương thức/thuộc tính tính toán khai báo trong model: __str__, is_expired, is_valid, effective_status, get_effective_status_display.</w:t>
       </w:r>
     </w:p>
     <w:p>
@@ -1366,7 +1481,7 @@
     </w:p>
     <w:p>
       <w:r>
-        <w:t xml:space="preserve">Phương thức khai báo: __str__() trả về chuỗi hiển thị đối tượng. Các phương thức ORM như save() và delete() được kế thừa từ Django; model không khai báo phương thức nghiệp vụ riêng.</w:t>
+        <w:t xml:space="preserve">Phương thức/thuộc tính tính toán khai báo trong model: __str__.</w:t>
       </w:r>
     </w:p>
     <w:p>
@@ -1580,7 +1695,7 @@
     </w:p>
     <w:p>
       <w:r>
-        <w:t xml:space="preserve">Phương thức khai báo: __str__() trả về chuỗi hiển thị đối tượng. Các phương thức ORM như save() và delete() được kế thừa từ Django; model không khai báo phương thức nghiệp vụ riêng.</w:t>
+        <w:t xml:space="preserve">Phương thức/thuộc tính tính toán khai báo trong model: __str__.</w:t>
       </w:r>
     </w:p>
     <w:p>
@@ -1932,7 +2047,7 @@
     </w:p>
     <w:p>
       <w:r>
-        <w:t xml:space="preserve">Phương thức khai báo: __str__() trả về chuỗi hiển thị đối tượng. Các phương thức ORM như save() và delete() được kế thừa từ Django; model không khai báo phương thức nghiệp vụ riêng.</w:t>
+        <w:t xml:space="preserve">Phương thức/thuộc tính tính toán khai báo trong model: __str__.</w:t>
       </w:r>
     </w:p>
     <w:p>
@@ -2192,7 +2307,7 @@
     </w:p>
     <w:p>
       <w:r>
-        <w:t xml:space="preserve">Phương thức khai báo: __str__() trả về chuỗi hiển thị đối tượng. Các phương thức ORM như save() và delete() được kế thừa từ Django; model không khai báo phương thức nghiệp vụ riêng.</w:t>
+        <w:t xml:space="preserve">Phương thức/thuộc tính tính toán khai báo trong model: __str__.</w:t>
       </w:r>
     </w:p>
     <w:p>
@@ -2424,7 +2539,7 @@
     </w:p>
     <w:p>
       <w:r>
-        <w:t xml:space="preserve">Phương thức khai báo: __str__() trả về chuỗi hiển thị đối tượng. Các phương thức ORM như save() và delete() được kế thừa từ Django; model không khai báo phương thức nghiệp vụ riêng.</w:t>
+        <w:t xml:space="preserve">Phương thức/thuộc tính tính toán khai báo trong model: save, __str__.</w:t>
       </w:r>
     </w:p>
     <w:p>
@@ -2537,6 +2652,29 @@
         <w:tc>
           <w:p>
             <w:r>
+              <w:t xml:space="preserve">vehicle</w:t>
+            </w:r>
+          </w:p>
+        </w:tc>
+        <w:tc>
+          <w:p>
+            <w:r>
+              <w:t xml:space="preserve">ForeignKey</w:t>
+            </w:r>
+          </w:p>
+        </w:tc>
+        <w:tc>
+          <w:p>
+            <w:r>
+              <w:t xml:space="preserve">Đích: 'vehicles.Vehicle'; on_delete=models.PROTECT; related_name='driving_sessions'; editable=False</w:t>
+            </w:r>
+          </w:p>
+        </w:tc>
+      </w:tr>
+      <w:tr>
+        <w:tc>
+          <w:p>
+            <w:r>
               <w:t xml:space="preserve">started_at</w:t>
             </w:r>
           </w:p>
@@ -2661,15 +2799,20 @@
     </w:p>
     <w:p>
       <w:r>
-        <w:t xml:space="preserve">Phương thức khai báo: __str__() trả về chuỗi hiển thị đối tượng. Các phương thức ORM như save() và delete() được kế thừa từ Django; model không khai báo phương thức nghiệp vụ riêng.</w:t>
-      </w:r>
-    </w:p>
-    <w:p>
-      <w:pPr>
-        <w:pStyle w:val="Heading1"/>
-      </w:pPr>
-      <w:r>
-        <w:t xml:space="preserve">4. Quan hệ và quy tắc xóa</w:t>
+        <w:t xml:space="preserve">Phương thức/thuộc tính tính toán khai báo trong model: clean, save, __str__.</w:t>
+      </w:r>
+    </w:p>
+    <w:p>
+      <w:pPr>
+        <w:pStyle w:val="Heading2"/>
+      </w:pPr>
+      <w:r>
+        <w:t xml:space="preserve">ViolationType</w:t>
+      </w:r>
+    </w:p>
+    <w:p>
+      <w:r>
+        <w:t xml:space="preserve">Danh mục loại vi phạm; mã được chuẩn hóa và không trùng. Nguồn: violations/models.py.</w:t>
       </w:r>
     </w:p>
     <w:tbl>
@@ -2694,7 +2837,7 @@
               <w:rPr>
                 <w:b/>
               </w:rPr>
-              <w:t xml:space="preserve">Quan hệ (cha → con)</w:t>
+              <w:t xml:space="preserve">Thuộc tính</w:t>
             </w:r>
           </w:p>
         </w:tc>
@@ -2704,7 +2847,7 @@
               <w:rPr>
                 <w:b/>
               </w:rPr>
-              <w:t xml:space="preserve">Bội số</w:t>
+              <w:t xml:space="preserve">Kiểu Django</w:t>
             </w:r>
           </w:p>
         </w:tc>
@@ -2714,257 +2857,145 @@
               <w:rPr>
                 <w:b/>
               </w:rPr>
-              <w:t xml:space="preserve">Trường ở con / truy cập ngược</w:t>
-            </w:r>
-          </w:p>
-        </w:tc>
-        <w:tc>
-          <w:p>
-            <w:r>
-              <w:rPr>
-                <w:b/>
-              </w:rPr>
-              <w:t xml:space="preserve">on_delete</w:t>
-            </w:r>
-          </w:p>
-        </w:tc>
-      </w:tr>
-      <w:tr>
-        <w:tc>
-          <w:p>
-            <w:r>
-              <w:t xml:space="preserve">User → DriverProfile</w:t>
-            </w:r>
-          </w:p>
-        </w:tc>
-        <w:tc>
-          <w:p>
-            <w:r>
-              <w:t xml:space="preserve">1 → 0..1</w:t>
-            </w:r>
-          </w:p>
-        </w:tc>
-        <w:tc>
-          <w:p>
-            <w:r>
-              <w:t xml:space="preserve">user / 'driver_profile'</w:t>
-            </w:r>
-          </w:p>
-        </w:tc>
-        <w:tc>
-          <w:p>
-            <w:r>
-              <w:t xml:space="preserve">CASCADE</w:t>
-            </w:r>
-          </w:p>
-        </w:tc>
-      </w:tr>
-      <w:tr>
-        <w:tc>
-          <w:p>
-            <w:r>
-              <w:t xml:space="preserve">DriverProfile → DriverLicense</w:t>
-            </w:r>
-          </w:p>
-        </w:tc>
-        <w:tc>
-          <w:p>
-            <w:r>
-              <w:t xml:space="preserve">1 → 0..1</w:t>
-            </w:r>
-          </w:p>
-        </w:tc>
-        <w:tc>
-          <w:p>
-            <w:r>
-              <w:t xml:space="preserve">driver / 'driver_license'</w:t>
-            </w:r>
-          </w:p>
-        </w:tc>
-        <w:tc>
-          <w:p>
-            <w:r>
-              <w:t xml:space="preserve">PROTECT</w:t>
-            </w:r>
-          </w:p>
-        </w:tc>
-      </w:tr>
-      <w:tr>
-        <w:tc>
-          <w:p>
-            <w:r>
-              <w:t xml:space="preserve">DriverProfile → FaceProfile</w:t>
-            </w:r>
-          </w:p>
-        </w:tc>
-        <w:tc>
-          <w:p>
-            <w:r>
-              <w:t xml:space="preserve">1 → 0..1</w:t>
-            </w:r>
-          </w:p>
-        </w:tc>
-        <w:tc>
-          <w:p>
-            <w:r>
-              <w:t xml:space="preserve">driver / 'face_profile'</w:t>
-            </w:r>
-          </w:p>
-        </w:tc>
-        <w:tc>
-          <w:p>
-            <w:r>
-              <w:t xml:space="preserve">PROTECT</w:t>
-            </w:r>
-          </w:p>
-        </w:tc>
-      </w:tr>
-      <w:tr>
-        <w:tc>
-          <w:p>
-            <w:r>
-              <w:t xml:space="preserve">VehicleType → Vehicle</w:t>
-            </w:r>
-          </w:p>
-        </w:tc>
-        <w:tc>
-          <w:p>
-            <w:r>
-              <w:t xml:space="preserve">1 → 0..*</w:t>
-            </w:r>
-          </w:p>
-        </w:tc>
-        <w:tc>
-          <w:p>
-            <w:r>
-              <w:t xml:space="preserve">vehicle_type / 'vehicles'</w:t>
-            </w:r>
-          </w:p>
-        </w:tc>
-        <w:tc>
-          <w:p>
-            <w:r>
-              <w:t xml:space="preserve">PROTECT</w:t>
-            </w:r>
-          </w:p>
-        </w:tc>
-      </w:tr>
-      <w:tr>
-        <w:tc>
-          <w:p>
-            <w:r>
-              <w:t xml:space="preserve">Vehicle → Device</w:t>
-            </w:r>
-          </w:p>
-        </w:tc>
-        <w:tc>
-          <w:p>
-            <w:r>
-              <w:t xml:space="preserve">1 → 0..1</w:t>
-            </w:r>
-          </w:p>
-        </w:tc>
-        <w:tc>
-          <w:p>
-            <w:r>
-              <w:t xml:space="preserve">vehicle / 'device'</w:t>
-            </w:r>
-          </w:p>
-        </w:tc>
-        <w:tc>
-          <w:p>
-            <w:r>
-              <w:t xml:space="preserve">CASCADE</w:t>
-            </w:r>
-          </w:p>
-        </w:tc>
-      </w:tr>
-      <w:tr>
-        <w:tc>
-          <w:p>
-            <w:r>
-              <w:t xml:space="preserve">DriverProfile → DriverVehicleAssignment</w:t>
-            </w:r>
-          </w:p>
-        </w:tc>
-        <w:tc>
-          <w:p>
-            <w:r>
-              <w:t xml:space="preserve">1 → 0..*</w:t>
-            </w:r>
-          </w:p>
-        </w:tc>
-        <w:tc>
-          <w:p>
-            <w:r>
-              <w:t xml:space="preserve">driver / 'vehicle_assignments'</w:t>
-            </w:r>
-          </w:p>
-        </w:tc>
-        <w:tc>
-          <w:p>
-            <w:r>
-              <w:t xml:space="preserve">PROTECT</w:t>
-            </w:r>
-          </w:p>
-        </w:tc>
-      </w:tr>
-      <w:tr>
-        <w:tc>
-          <w:p>
-            <w:r>
-              <w:t xml:space="preserve">Vehicle → DriverVehicleAssignment</w:t>
-            </w:r>
-          </w:p>
-        </w:tc>
-        <w:tc>
-          <w:p>
-            <w:r>
-              <w:t xml:space="preserve">1 → 0..*</w:t>
-            </w:r>
-          </w:p>
-        </w:tc>
-        <w:tc>
-          <w:p>
-            <w:r>
-              <w:t xml:space="preserve">vehicle / 'driver_assignments'</w:t>
-            </w:r>
-          </w:p>
-        </w:tc>
-        <w:tc>
-          <w:p>
-            <w:r>
-              <w:t xml:space="preserve">PROTECT</w:t>
-            </w:r>
-          </w:p>
-        </w:tc>
-      </w:tr>
-      <w:tr>
-        <w:tc>
-          <w:p>
-            <w:r>
-              <w:t xml:space="preserve">DriverVehicleAssignment → DrivingSession</w:t>
-            </w:r>
-          </w:p>
-        </w:tc>
-        <w:tc>
-          <w:p>
-            <w:r>
-              <w:t xml:space="preserve">1 → 0..*</w:t>
-            </w:r>
-          </w:p>
-        </w:tc>
-        <w:tc>
-          <w:p>
-            <w:r>
-              <w:t xml:space="preserve">assignment / 'driving_sessions'</w:t>
-            </w:r>
-          </w:p>
-        </w:tc>
-        <w:tc>
-          <w:p>
-            <w:r>
-              <w:t xml:space="preserve">PROTECT</w:t>
+              <w:t xml:space="preserve">Ràng buộc / cấu hình</w:t>
+            </w:r>
+          </w:p>
+        </w:tc>
+      </w:tr>
+      <w:tr>
+        <w:tc>
+          <w:p>
+            <w:r>
+              <w:t xml:space="preserve">id</w:t>
+            </w:r>
+          </w:p>
+        </w:tc>
+        <w:tc>
+          <w:p>
+            <w:r>
+              <w:t xml:space="preserve">BigAutoField</w:t>
+            </w:r>
+          </w:p>
+        </w:tc>
+        <w:tc>
+          <w:p>
+            <w:r>
+              <w:t xml:space="preserve">Khóa chính tự tăng</w:t>
+            </w:r>
+          </w:p>
+        </w:tc>
+      </w:tr>
+      <w:tr>
+        <w:tc>
+          <w:p>
+            <w:r>
+              <w:t xml:space="preserve">code</w:t>
+            </w:r>
+          </w:p>
+        </w:tc>
+        <w:tc>
+          <w:p>
+            <w:r>
+              <w:t xml:space="preserve">CharField</w:t>
+            </w:r>
+          </w:p>
+        </w:tc>
+        <w:tc>
+          <w:p>
+            <w:r>
+              <w:t xml:space="preserve">max_length=50; unique=True; validators=[RegexValidator('^[A-Z0-9_]+$', 'Mã chỉ gồm chữ in hoa, số và dấu gạch dưới.')]</w:t>
+            </w:r>
+          </w:p>
+        </w:tc>
+      </w:tr>
+      <w:tr>
+        <w:tc>
+          <w:p>
+            <w:r>
+              <w:t xml:space="preserve">name</w:t>
+            </w:r>
+          </w:p>
+        </w:tc>
+        <w:tc>
+          <w:p>
+            <w:r>
+              <w:t xml:space="preserve">CharField</w:t>
+            </w:r>
+          </w:p>
+        </w:tc>
+        <w:tc>
+          <w:p>
+            <w:r>
+              <w:t xml:space="preserve">max_length=100</w:t>
+            </w:r>
+          </w:p>
+        </w:tc>
+      </w:tr>
+      <w:tr>
+        <w:tc>
+          <w:p>
+            <w:r>
+              <w:t xml:space="preserve">description</w:t>
+            </w:r>
+          </w:p>
+        </w:tc>
+        <w:tc>
+          <w:p>
+            <w:r>
+              <w:t xml:space="preserve">TextField</w:t>
+            </w:r>
+          </w:p>
+        </w:tc>
+        <w:tc>
+          <w:p>
+            <w:r>
+              <w:t xml:space="preserve">blank=True</w:t>
+            </w:r>
+          </w:p>
+        </w:tc>
+      </w:tr>
+      <w:tr>
+        <w:tc>
+          <w:p>
+            <w:r>
+              <w:t xml:space="preserve">created_at</w:t>
+            </w:r>
+          </w:p>
+        </w:tc>
+        <w:tc>
+          <w:p>
+            <w:r>
+              <w:t xml:space="preserve">DateTimeField</w:t>
+            </w:r>
+          </w:p>
+        </w:tc>
+        <w:tc>
+          <w:p>
+            <w:r>
+              <w:t xml:space="preserve">auto_now_add=True</w:t>
+            </w:r>
+          </w:p>
+        </w:tc>
+      </w:tr>
+      <w:tr>
+        <w:tc>
+          <w:p>
+            <w:r>
+              <w:t xml:space="preserve">updated_at</w:t>
+            </w:r>
+          </w:p>
+        </w:tc>
+        <w:tc>
+          <w:p>
+            <w:r>
+              <w:t xml:space="preserve">DateTimeField</w:t>
+            </w:r>
+          </w:p>
+        </w:tc>
+        <w:tc>
+          <w:p>
+            <w:r>
+              <w:t xml:space="preserve">auto_now=True</w:t>
             </w:r>
           </w:p>
         </w:tc>
@@ -2977,73 +3008,20 @@
     </w:p>
     <w:p>
       <w:r>
-        <w:t xml:space="preserve">OneToOneField bắt buộc mỗi đối tượng con có đúng một cha, nhưng không bắt buộc cha đã có con. Vì vậy DriverProfile có thể chưa có DriverLicense hoặc FaceProfile; User có thể chưa có DriverProfile; Vehicle có thể chưa có Device.</w:t>
-      </w:r>
-    </w:p>
-    <w:p>
-      <w:r>
-        <w:t xml:space="preserve">CASCADE: khi xóa cha qua Django, đối tượng con liên quan cũng bị xóa. PROTECT: chặn xóa cha nếu vẫn còn đối tượng con tham chiếu. Ví dụ, xóa User kéo theo DriverProfile nhưng có thể bị chặn nếu hồ sơ đang được DriverLicense, FaceProfile hoặc DriverVehicleAssignment bảo vệ. Đây là chính sách on_delete của ORM Django.</w:t>
-      </w:r>
-    </w:p>
-    <w:p>
-      <w:r>
-        <w:t xml:space="preserve">DriverProfile và Vehicle có quan hệ nhiều–nhiều về nghiệp vụ thông qua DriverVehicleAssignment. Lớp trung gian có id riêng cùng start_at/end_at; mã nguồn không khai báo ManyToManyField trực tiếp và không có ràng buộc duy nhất cho cặp driver–vehicle. Có thể có nhiều lần phân công cho cùng một cặp.</w:t>
-      </w:r>
-    </w:p>
-    <w:p>
-      <w:r>
-        <w:t xml:space="preserve">DrivingSession tham chiếu Assignment. Tài xế và xe của phiên được truy xuất qua session.assignment.driver và session.assignment.vehicle; không có khóa ngoại trực tiếp từ phiên tới User hoặc Device.</w:t>
-      </w:r>
-    </w:p>
-    <w:p>
-      <w:pPr>
-        <w:pStyle w:val="Heading1"/>
-      </w:pPr>
-      <w:r>
-        <w:t xml:space="preserve">5. Quy tắc nghiệp vụ đã quan sát trong mã nguồn</w:t>
-      </w:r>
-    </w:p>
-    <w:p>
-      <w:r>
-        <w:t xml:space="preserve">frontend/forms.py — ProfileForm: ngày sinh phải trước ngày hiện tại. LicenseForm: ngày cấp không ở tương lai; ngày hết hạn sau ngày cấp và phải còn hạn.</w:t>
-      </w:r>
-    </w:p>
-    <w:p>
-      <w:r>
-        <w:t xml:space="preserve">frontend/forms.py — VehicleForm: xe TRUCK yêu cầu load_capacity &gt; 0, xe BUS yêu cầu passenger_capacity &gt; 0; thông số của nhóm còn lại được đặt None. Năm sản xuất nằm từ 1900 đến năm hiện tại.</w:t>
-      </w:r>
-    </w:p>
-    <w:p>
-      <w:r>
-        <w:t xml:space="preserve">frontend/forms.py — AssignmentForm: end_at phải sau start_at nếu được nhập; xe phải ACTIVE; tài khoản tài xế đang hoạt động và hồ sơ APPROVED. Khi đã có phiên lái, không cho đổi tài xế, xe hoặc start_at qua form này.</w:t>
-      </w:r>
-    </w:p>
-    <w:p>
-      <w:r>
-        <w:t xml:space="preserve">accounts/profile_services.py — save_profile(form, user): lưu hồ sơ và ảnh/embedding; hồ sơ mới hoặc đổi họ tên/ngày sinh được đặt PENDING; ảnh khuôn mặt mới đặt FaceProfile về PENDING.</w:t>
-      </w:r>
-    </w:p>
-    <w:p>
-      <w:r>
-        <w:t xml:space="preserve">accounts/profile_services.py — save_license(form, driver): lưu GPLX và ảnh hai mặt, đặt trạng thái PENDING; dùng transaction và xử lý ảnh Cloudinary. Đây là hàm dịch vụ, không phải phương thức của model.</w:t>
-      </w:r>
-    </w:p>
-    <w:p>
-      <w:r>
-        <w:t xml:space="preserve">Các kiểm tra form chỉ áp dụng khi chạy luồng form tương ứng; không nên coi là ràng buộc database. Model chưa khai báo CheckConstraint/UniqueConstraint để chống phân công trùng thời gian hoặc nhiều phiên STARTED đồng thời. Không có logic trong model tự chuyển GPLX sang EXPIRED theo thời gian.</w:t>
-      </w:r>
-    </w:p>
-    <w:p>
-      <w:pPr>
-        <w:pStyle w:val="Heading1"/>
-      </w:pPr>
-      <w:r>
-        <w:t xml:space="preserve">6. Phần thiết kế trong README chưa có model</w:t>
-      </w:r>
-    </w:p>
-    <w:p>
-      <w:r>
-        <w:t xml:space="preserve">violations/models.py hiện chỉ chứa import và chú thích. ViolationType, Violation, Evidence và Appeal được nêu trong README nhưng chưa có lớp model; không đưa vào sơ đồ hiện trạng.</w:t>
+        <w:t xml:space="preserve">Phương thức/thuộc tính tính toán khai báo trong model: normalize_code, save, __str__.</w:t>
+      </w:r>
+    </w:p>
+    <w:p>
+      <w:pPr>
+        <w:pStyle w:val="Heading2"/>
+      </w:pPr>
+      <w:r>
+        <w:t xml:space="preserve">Violation</w:t>
+      </w:r>
+    </w:p>
+    <w:p>
+      <w:r>
+        <w:t xml:space="preserve">Vi phạm thuộc phiên lái; lưu mức độ, thời điểm phát hiện và kết quả xác nhận. Nguồn: violations/models.py.</w:t>
       </w:r>
     </w:p>
     <w:tbl>
@@ -3068,7 +3046,7 @@
               <w:rPr>
                 <w:b/>
               </w:rPr>
-              <w:t xml:space="preserve">Lớp dự kiến</w:t>
+              <w:t xml:space="preserve">Thuộc tính</w:t>
             </w:r>
           </w:p>
         </w:tc>
@@ -3078,71 +3056,224 @@
               <w:rPr>
                 <w:b/>
               </w:rPr>
-              <w:t xml:space="preserve">Vai trò theo README</w:t>
-            </w:r>
-          </w:p>
-        </w:tc>
-      </w:tr>
-      <w:tr>
-        <w:tc>
-          <w:p>
-            <w:r>
-              <w:t xml:space="preserve">ViolationType</w:t>
-            </w:r>
-          </w:p>
-        </w:tc>
-        <w:tc>
-          <w:p>
-            <w:r>
-              <w:t xml:space="preserve">Danh mục loại vi phạm.</w:t>
-            </w:r>
-          </w:p>
-        </w:tc>
-      </w:tr>
-      <w:tr>
-        <w:tc>
-          <w:p>
-            <w:r>
-              <w:t xml:space="preserve">Violation</w:t>
-            </w:r>
-          </w:p>
-        </w:tc>
-        <w:tc>
-          <w:p>
-            <w:r>
-              <w:t xml:space="preserve">Sự kiện vi phạm thuộc phiên lái và loại vi phạm.</w:t>
-            </w:r>
-          </w:p>
-        </w:tc>
-      </w:tr>
-      <w:tr>
-        <w:tc>
-          <w:p>
-            <w:r>
-              <w:t xml:space="preserve">Evidence</w:t>
-            </w:r>
-          </w:p>
-        </w:tc>
-        <w:tc>
-          <w:p>
-            <w:r>
-              <w:t xml:space="preserve">Metadata ảnh/video bằng chứng của vi phạm.</w:t>
-            </w:r>
-          </w:p>
-        </w:tc>
-      </w:tr>
-      <w:tr>
-        <w:tc>
-          <w:p>
-            <w:r>
-              <w:t xml:space="preserve">Appeal</w:t>
-            </w:r>
-          </w:p>
-        </w:tc>
-        <w:tc>
-          <w:p>
-            <w:r>
-              <w:t xml:space="preserve">Kháng cáo đối với vi phạm.</w:t>
+              <w:t xml:space="preserve">Kiểu Django</w:t>
+            </w:r>
+          </w:p>
+        </w:tc>
+        <w:tc>
+          <w:p>
+            <w:r>
+              <w:rPr>
+                <w:b/>
+              </w:rPr>
+              <w:t xml:space="preserve">Ràng buộc / cấu hình</w:t>
+            </w:r>
+          </w:p>
+        </w:tc>
+      </w:tr>
+      <w:tr>
+        <w:tc>
+          <w:p>
+            <w:r>
+              <w:t xml:space="preserve">id</w:t>
+            </w:r>
+          </w:p>
+        </w:tc>
+        <w:tc>
+          <w:p>
+            <w:r>
+              <w:t xml:space="preserve">BigAutoField</w:t>
+            </w:r>
+          </w:p>
+        </w:tc>
+        <w:tc>
+          <w:p>
+            <w:r>
+              <w:t xml:space="preserve">Khóa chính tự tăng</w:t>
+            </w:r>
+          </w:p>
+        </w:tc>
+      </w:tr>
+      <w:tr>
+        <w:tc>
+          <w:p>
+            <w:r>
+              <w:t xml:space="preserve">session</w:t>
+            </w:r>
+          </w:p>
+        </w:tc>
+        <w:tc>
+          <w:p>
+            <w:r>
+              <w:t xml:space="preserve">ForeignKey</w:t>
+            </w:r>
+          </w:p>
+        </w:tc>
+        <w:tc>
+          <w:p>
+            <w:r>
+              <w:t xml:space="preserve">Đích: 'driving.DrivingSession'; on_delete=models.PROTECT; related_name='violations'</w:t>
+            </w:r>
+          </w:p>
+        </w:tc>
+      </w:tr>
+      <w:tr>
+        <w:tc>
+          <w:p>
+            <w:r>
+              <w:t xml:space="preserve">violation_type</w:t>
+            </w:r>
+          </w:p>
+        </w:tc>
+        <w:tc>
+          <w:p>
+            <w:r>
+              <w:t xml:space="preserve">ForeignKey</w:t>
+            </w:r>
+          </w:p>
+        </w:tc>
+        <w:tc>
+          <w:p>
+            <w:r>
+              <w:t xml:space="preserve">Đích: ViolationType; on_delete=models.PROTECT; related_name='violations'</w:t>
+            </w:r>
+          </w:p>
+        </w:tc>
+      </w:tr>
+      <w:tr>
+        <w:tc>
+          <w:p>
+            <w:r>
+              <w:t xml:space="preserve">severity</w:t>
+            </w:r>
+          </w:p>
+        </w:tc>
+        <w:tc>
+          <w:p>
+            <w:r>
+              <w:t xml:space="preserve">CharField</w:t>
+            </w:r>
+          </w:p>
+        </w:tc>
+        <w:tc>
+          <w:p>
+            <w:r>
+              <w:t xml:space="preserve">max_length=10; choices=Severity.choices</w:t>
+            </w:r>
+          </w:p>
+        </w:tc>
+      </w:tr>
+      <w:tr>
+        <w:tc>
+          <w:p>
+            <w:r>
+              <w:t xml:space="preserve">detected_at</w:t>
+            </w:r>
+          </w:p>
+        </w:tc>
+        <w:tc>
+          <w:p>
+            <w:r>
+              <w:t xml:space="preserve">DateTimeField</w:t>
+            </w:r>
+          </w:p>
+        </w:tc>
+        <w:tc>
+          <w:p>
+            <w:r>
+              <w:t xml:space="preserve">null=False; blank=False (mặc định)</w:t>
+            </w:r>
+          </w:p>
+        </w:tc>
+      </w:tr>
+      <w:tr>
+        <w:tc>
+          <w:p>
+            <w:r>
+              <w:t xml:space="preserve">status</w:t>
+            </w:r>
+          </w:p>
+        </w:tc>
+        <w:tc>
+          <w:p>
+            <w:r>
+              <w:t xml:space="preserve">CharField</w:t>
+            </w:r>
+          </w:p>
+        </w:tc>
+        <w:tc>
+          <w:p>
+            <w:r>
+              <w:t xml:space="preserve">max_length=10; choices=Status.choices; default=Status.PENDING</w:t>
+            </w:r>
+          </w:p>
+        </w:tc>
+      </w:tr>
+      <w:tr>
+        <w:tc>
+          <w:p>
+            <w:r>
+              <w:t xml:space="preserve">admin_note</w:t>
+            </w:r>
+          </w:p>
+        </w:tc>
+        <w:tc>
+          <w:p>
+            <w:r>
+              <w:t xml:space="preserve">TextField</w:t>
+            </w:r>
+          </w:p>
+        </w:tc>
+        <w:tc>
+          <w:p>
+            <w:r>
+              <w:t xml:space="preserve">blank=True; default=''</w:t>
+            </w:r>
+          </w:p>
+        </w:tc>
+      </w:tr>
+      <w:tr>
+        <w:tc>
+          <w:p>
+            <w:r>
+              <w:t xml:space="preserve">created_at</w:t>
+            </w:r>
+          </w:p>
+        </w:tc>
+        <w:tc>
+          <w:p>
+            <w:r>
+              <w:t xml:space="preserve">DateTimeField</w:t>
+            </w:r>
+          </w:p>
+        </w:tc>
+        <w:tc>
+          <w:p>
+            <w:r>
+              <w:t xml:space="preserve">auto_now_add=True</w:t>
+            </w:r>
+          </w:p>
+        </w:tc>
+      </w:tr>
+      <w:tr>
+        <w:tc>
+          <w:p>
+            <w:r>
+              <w:t xml:space="preserve">updated_at</w:t>
+            </w:r>
+          </w:p>
+        </w:tc>
+        <w:tc>
+          <w:p>
+            <w:r>
+              <w:t xml:space="preserve">DateTimeField</w:t>
+            </w:r>
+          </w:p>
+        </w:tc>
+        <w:tc>
+          <w:p>
+            <w:r>
+              <w:t xml:space="preserve">auto_now=True</w:t>
             </w:r>
           </w:p>
         </w:tc>
@@ -3155,7 +3286,1381 @@
     </w:p>
     <w:p>
       <w:r>
-        <w:t xml:space="preserve">Quan hệ định hướng trong README: DrivingSession 1 → 0..* Violation; ViolationType 1 → 0..* Violation; Violation 1 → 0..* Evidence; Violation 1 → 0..1 Appeal. Đây là diễn giải thiết kế dự kiến; chưa có khóa ngoại/on_delete được triển khai để kiểm chứng.</w:t>
+        <w:t xml:space="preserve">Violation.Status: PENDING, APPROVED, REJECTED, REVOKED.</w:t>
+      </w:r>
+    </w:p>
+    <w:p>
+      <w:r>
+        <w:t xml:space="preserve">Violation.Severity: LOW, MEDIUM, HIGH.</w:t>
+      </w:r>
+    </w:p>
+    <w:p>
+      <w:r>
+        <w:t xml:space="preserve">Phương thức/thuộc tính tính toán khai báo trong model: __str__.</w:t>
+      </w:r>
+    </w:p>
+    <w:p>
+      <w:pPr>
+        <w:pStyle w:val="Heading2"/>
+      </w:pPr>
+      <w:r>
+        <w:t xml:space="preserve">Evidence</w:t>
+      </w:r>
+    </w:p>
+    <w:p>
+      <w:r>
+        <w:t xml:space="preserve">Metadata ảnh/video bằng chứng và URL HTTPS. Nguồn: violations/models.py.</w:t>
+      </w:r>
+    </w:p>
+    <w:tbl>
+      <w:tblPr>
+        <w:tblW w:w="0" w:type="auto"/>
+        <w:tblBorders>
+          <w:top w:val="single" w:sz="4" w:color="CBD5E1"/>
+          <w:left w:val="single" w:sz="4" w:color="CBD5E1"/>
+          <w:bottom w:val="single" w:sz="4" w:color="CBD5E1"/>
+          <w:right w:val="single" w:sz="4" w:color="CBD5E1"/>
+          <w:insideH w:val="single" w:sz="4" w:color="CBD5E1"/>
+          <w:insideV w:val="single" w:sz="4" w:color="CBD5E1"/>
+        </w:tblBorders>
+      </w:tblPr>
+      <w:tr>
+        <w:trPr>
+          <w:tblHeader/>
+        </w:trPr>
+        <w:tc>
+          <w:p>
+            <w:r>
+              <w:rPr>
+                <w:b/>
+              </w:rPr>
+              <w:t xml:space="preserve">Thuộc tính</w:t>
+            </w:r>
+          </w:p>
+        </w:tc>
+        <w:tc>
+          <w:p>
+            <w:r>
+              <w:rPr>
+                <w:b/>
+              </w:rPr>
+              <w:t xml:space="preserve">Kiểu Django</w:t>
+            </w:r>
+          </w:p>
+        </w:tc>
+        <w:tc>
+          <w:p>
+            <w:r>
+              <w:rPr>
+                <w:b/>
+              </w:rPr>
+              <w:t xml:space="preserve">Ràng buộc / cấu hình</w:t>
+            </w:r>
+          </w:p>
+        </w:tc>
+      </w:tr>
+      <w:tr>
+        <w:tc>
+          <w:p>
+            <w:r>
+              <w:t xml:space="preserve">id</w:t>
+            </w:r>
+          </w:p>
+        </w:tc>
+        <w:tc>
+          <w:p>
+            <w:r>
+              <w:t xml:space="preserve">BigAutoField</w:t>
+            </w:r>
+          </w:p>
+        </w:tc>
+        <w:tc>
+          <w:p>
+            <w:r>
+              <w:t xml:space="preserve">Khóa chính tự tăng</w:t>
+            </w:r>
+          </w:p>
+        </w:tc>
+      </w:tr>
+      <w:tr>
+        <w:tc>
+          <w:p>
+            <w:r>
+              <w:t xml:space="preserve">violation</w:t>
+            </w:r>
+          </w:p>
+        </w:tc>
+        <w:tc>
+          <w:p>
+            <w:r>
+              <w:t xml:space="preserve">ForeignKey</w:t>
+            </w:r>
+          </w:p>
+        </w:tc>
+        <w:tc>
+          <w:p>
+            <w:r>
+              <w:t xml:space="preserve">Đích: Violation; on_delete=models.CASCADE; related_name='evidences'</w:t>
+            </w:r>
+          </w:p>
+        </w:tc>
+      </w:tr>
+      <w:tr>
+        <w:tc>
+          <w:p>
+            <w:r>
+              <w:t xml:space="preserve">type</w:t>
+            </w:r>
+          </w:p>
+        </w:tc>
+        <w:tc>
+          <w:p>
+            <w:r>
+              <w:t xml:space="preserve">CharField</w:t>
+            </w:r>
+          </w:p>
+        </w:tc>
+        <w:tc>
+          <w:p>
+            <w:r>
+              <w:t xml:space="preserve">max_length=5; choices=Type.choices</w:t>
+            </w:r>
+          </w:p>
+        </w:tc>
+      </w:tr>
+      <w:tr>
+        <w:tc>
+          <w:p>
+            <w:r>
+              <w:t xml:space="preserve">url</w:t>
+            </w:r>
+          </w:p>
+        </w:tc>
+        <w:tc>
+          <w:p>
+            <w:r>
+              <w:t xml:space="preserve">URLField</w:t>
+            </w:r>
+          </w:p>
+        </w:tc>
+        <w:tc>
+          <w:p>
+            <w:r>
+              <w:t xml:space="preserve">max_length=2000; validators=[URLValidator(schemes=['https'])]</w:t>
+            </w:r>
+          </w:p>
+        </w:tc>
+      </w:tr>
+      <w:tr>
+        <w:tc>
+          <w:p>
+            <w:r>
+              <w:t xml:space="preserve">cloudinary_public_id</w:t>
+            </w:r>
+          </w:p>
+        </w:tc>
+        <w:tc>
+          <w:p>
+            <w:r>
+              <w:t xml:space="preserve">CharField</w:t>
+            </w:r>
+          </w:p>
+        </w:tc>
+        <w:tc>
+          <w:p>
+            <w:r>
+              <w:t xml:space="preserve">max_length=255; blank=True; default=''</w:t>
+            </w:r>
+          </w:p>
+        </w:tc>
+      </w:tr>
+      <w:tr>
+        <w:tc>
+          <w:p>
+            <w:r>
+              <w:t xml:space="preserve">captured_at</w:t>
+            </w:r>
+          </w:p>
+        </w:tc>
+        <w:tc>
+          <w:p>
+            <w:r>
+              <w:t xml:space="preserve">DateTimeField</w:t>
+            </w:r>
+          </w:p>
+        </w:tc>
+        <w:tc>
+          <w:p>
+            <w:r>
+              <w:t xml:space="preserve">null=False; blank=False (mặc định)</w:t>
+            </w:r>
+          </w:p>
+        </w:tc>
+      </w:tr>
+    </w:tbl>
+    <w:p>
+      <w:r>
+        <w:t xml:space="preserve"/>
+      </w:r>
+    </w:p>
+    <w:p>
+      <w:r>
+        <w:t xml:space="preserve">Evidence.Type: IMAGE, VIDEO.</w:t>
+      </w:r>
+    </w:p>
+    <w:p>
+      <w:r>
+        <w:t xml:space="preserve">Phương thức/thuộc tính tính toán khai báo trong model: safe_url, __str__.</w:t>
+      </w:r>
+    </w:p>
+    <w:p>
+      <w:pPr>
+        <w:pStyle w:val="Heading2"/>
+      </w:pPr>
+      <w:r>
+        <w:t xml:space="preserve">Appeal</w:t>
+      </w:r>
+    </w:p>
+    <w:p>
+      <w:r>
+        <w:t xml:space="preserve">Kháng cáo duy nhất của vi phạm; lưu trữ bằng deleted_at khi xóa riêng. Nguồn: violations/models.py.</w:t>
+      </w:r>
+    </w:p>
+    <w:tbl>
+      <w:tblPr>
+        <w:tblW w:w="0" w:type="auto"/>
+        <w:tblBorders>
+          <w:top w:val="single" w:sz="4" w:color="CBD5E1"/>
+          <w:left w:val="single" w:sz="4" w:color="CBD5E1"/>
+          <w:bottom w:val="single" w:sz="4" w:color="CBD5E1"/>
+          <w:right w:val="single" w:sz="4" w:color="CBD5E1"/>
+          <w:insideH w:val="single" w:sz="4" w:color="CBD5E1"/>
+          <w:insideV w:val="single" w:sz="4" w:color="CBD5E1"/>
+        </w:tblBorders>
+      </w:tblPr>
+      <w:tr>
+        <w:trPr>
+          <w:tblHeader/>
+        </w:trPr>
+        <w:tc>
+          <w:p>
+            <w:r>
+              <w:rPr>
+                <w:b/>
+              </w:rPr>
+              <w:t xml:space="preserve">Thuộc tính</w:t>
+            </w:r>
+          </w:p>
+        </w:tc>
+        <w:tc>
+          <w:p>
+            <w:r>
+              <w:rPr>
+                <w:b/>
+              </w:rPr>
+              <w:t xml:space="preserve">Kiểu Django</w:t>
+            </w:r>
+          </w:p>
+        </w:tc>
+        <w:tc>
+          <w:p>
+            <w:r>
+              <w:rPr>
+                <w:b/>
+              </w:rPr>
+              <w:t xml:space="preserve">Ràng buộc / cấu hình</w:t>
+            </w:r>
+          </w:p>
+        </w:tc>
+      </w:tr>
+      <w:tr>
+        <w:tc>
+          <w:p>
+            <w:r>
+              <w:t xml:space="preserve">id</w:t>
+            </w:r>
+          </w:p>
+        </w:tc>
+        <w:tc>
+          <w:p>
+            <w:r>
+              <w:t xml:space="preserve">BigAutoField</w:t>
+            </w:r>
+          </w:p>
+        </w:tc>
+        <w:tc>
+          <w:p>
+            <w:r>
+              <w:t xml:space="preserve">Khóa chính tự tăng</w:t>
+            </w:r>
+          </w:p>
+        </w:tc>
+      </w:tr>
+      <w:tr>
+        <w:tc>
+          <w:p>
+            <w:r>
+              <w:t xml:space="preserve">violation</w:t>
+            </w:r>
+          </w:p>
+        </w:tc>
+        <w:tc>
+          <w:p>
+            <w:r>
+              <w:t xml:space="preserve">OneToOneField</w:t>
+            </w:r>
+          </w:p>
+        </w:tc>
+        <w:tc>
+          <w:p>
+            <w:r>
+              <w:t xml:space="preserve">Đích: Violation; on_delete=models.CASCADE; related_name='appeal'</w:t>
+            </w:r>
+          </w:p>
+        </w:tc>
+      </w:tr>
+      <w:tr>
+        <w:tc>
+          <w:p>
+            <w:r>
+              <w:t xml:space="preserve">content</w:t>
+            </w:r>
+          </w:p>
+        </w:tc>
+        <w:tc>
+          <w:p>
+            <w:r>
+              <w:t xml:space="preserve">TextField</w:t>
+            </w:r>
+          </w:p>
+        </w:tc>
+        <w:tc>
+          <w:p>
+            <w:r>
+              <w:t xml:space="preserve">null=False; blank=False (mặc định)</w:t>
+            </w:r>
+          </w:p>
+        </w:tc>
+      </w:tr>
+      <w:tr>
+        <w:tc>
+          <w:p>
+            <w:r>
+              <w:t xml:space="preserve">status</w:t>
+            </w:r>
+          </w:p>
+        </w:tc>
+        <w:tc>
+          <w:p>
+            <w:r>
+              <w:t xml:space="preserve">CharField</w:t>
+            </w:r>
+          </w:p>
+        </w:tc>
+        <w:tc>
+          <w:p>
+            <w:r>
+              <w:t xml:space="preserve">max_length=10; choices=Status.choices; default=Status.PENDING</w:t>
+            </w:r>
+          </w:p>
+        </w:tc>
+      </w:tr>
+      <w:tr>
+        <w:tc>
+          <w:p>
+            <w:r>
+              <w:t xml:space="preserve">admin_response</w:t>
+            </w:r>
+          </w:p>
+        </w:tc>
+        <w:tc>
+          <w:p>
+            <w:r>
+              <w:t xml:space="preserve">TextField</w:t>
+            </w:r>
+          </w:p>
+        </w:tc>
+        <w:tc>
+          <w:p>
+            <w:r>
+              <w:t xml:space="preserve">blank=True; default=''</w:t>
+            </w:r>
+          </w:p>
+        </w:tc>
+      </w:tr>
+      <w:tr>
+        <w:tc>
+          <w:p>
+            <w:r>
+              <w:t xml:space="preserve">created_at</w:t>
+            </w:r>
+          </w:p>
+        </w:tc>
+        <w:tc>
+          <w:p>
+            <w:r>
+              <w:t xml:space="preserve">DateTimeField</w:t>
+            </w:r>
+          </w:p>
+        </w:tc>
+        <w:tc>
+          <w:p>
+            <w:r>
+              <w:t xml:space="preserve">auto_now_add=True</w:t>
+            </w:r>
+          </w:p>
+        </w:tc>
+      </w:tr>
+      <w:tr>
+        <w:tc>
+          <w:p>
+            <w:r>
+              <w:t xml:space="preserve">updated_at</w:t>
+            </w:r>
+          </w:p>
+        </w:tc>
+        <w:tc>
+          <w:p>
+            <w:r>
+              <w:t xml:space="preserve">DateTimeField</w:t>
+            </w:r>
+          </w:p>
+        </w:tc>
+        <w:tc>
+          <w:p>
+            <w:r>
+              <w:t xml:space="preserve">auto_now=True</w:t>
+            </w:r>
+          </w:p>
+        </w:tc>
+      </w:tr>
+      <w:tr>
+        <w:tc>
+          <w:p>
+            <w:r>
+              <w:t xml:space="preserve">resolved_at</w:t>
+            </w:r>
+          </w:p>
+        </w:tc>
+        <w:tc>
+          <w:p>
+            <w:r>
+              <w:t xml:space="preserve">DateTimeField</w:t>
+            </w:r>
+          </w:p>
+        </w:tc>
+        <w:tc>
+          <w:p>
+            <w:r>
+              <w:t xml:space="preserve">null=True; blank=True</w:t>
+            </w:r>
+          </w:p>
+        </w:tc>
+      </w:tr>
+      <w:tr>
+        <w:tc>
+          <w:p>
+            <w:r>
+              <w:t xml:space="preserve">deleted_at</w:t>
+            </w:r>
+          </w:p>
+        </w:tc>
+        <w:tc>
+          <w:p>
+            <w:r>
+              <w:t xml:space="preserve">DateTimeField</w:t>
+            </w:r>
+          </w:p>
+        </w:tc>
+        <w:tc>
+          <w:p>
+            <w:r>
+              <w:t xml:space="preserve">null=True; blank=True; editable=False</w:t>
+            </w:r>
+          </w:p>
+        </w:tc>
+      </w:tr>
+    </w:tbl>
+    <w:p>
+      <w:r>
+        <w:t xml:space="preserve"/>
+      </w:r>
+    </w:p>
+    <w:p>
+      <w:r>
+        <w:t xml:space="preserve">Appeal.Status: PENDING, APPROVED, REJECTED.</w:t>
+      </w:r>
+    </w:p>
+    <w:p>
+      <w:r>
+        <w:t xml:space="preserve">Phương thức/thuộc tính tính toán khai báo trong model: __str__, delete.</w:t>
+      </w:r>
+    </w:p>
+    <w:p>
+      <w:pPr>
+        <w:pStyle w:val="Heading2"/>
+      </w:pPr>
+      <w:r>
+        <w:t xml:space="preserve">ViolationReview</w:t>
+      </w:r>
+    </w:p>
+    <w:p>
+      <w:r>
+        <w:t xml:space="preserve">Lịch sử xử lý vi phạm: người xử lý, thời điểm và dữ liệu trước/sau. Nguồn: violations/models.py.</w:t>
+      </w:r>
+    </w:p>
+    <w:tbl>
+      <w:tblPr>
+        <w:tblW w:w="0" w:type="auto"/>
+        <w:tblBorders>
+          <w:top w:val="single" w:sz="4" w:color="CBD5E1"/>
+          <w:left w:val="single" w:sz="4" w:color="CBD5E1"/>
+          <w:bottom w:val="single" w:sz="4" w:color="CBD5E1"/>
+          <w:right w:val="single" w:sz="4" w:color="CBD5E1"/>
+          <w:insideH w:val="single" w:sz="4" w:color="CBD5E1"/>
+          <w:insideV w:val="single" w:sz="4" w:color="CBD5E1"/>
+        </w:tblBorders>
+      </w:tblPr>
+      <w:tr>
+        <w:trPr>
+          <w:tblHeader/>
+        </w:trPr>
+        <w:tc>
+          <w:p>
+            <w:r>
+              <w:rPr>
+                <w:b/>
+              </w:rPr>
+              <w:t xml:space="preserve">Thuộc tính</w:t>
+            </w:r>
+          </w:p>
+        </w:tc>
+        <w:tc>
+          <w:p>
+            <w:r>
+              <w:rPr>
+                <w:b/>
+              </w:rPr>
+              <w:t xml:space="preserve">Kiểu Django</w:t>
+            </w:r>
+          </w:p>
+        </w:tc>
+        <w:tc>
+          <w:p>
+            <w:r>
+              <w:rPr>
+                <w:b/>
+              </w:rPr>
+              <w:t xml:space="preserve">Ràng buộc / cấu hình</w:t>
+            </w:r>
+          </w:p>
+        </w:tc>
+      </w:tr>
+      <w:tr>
+        <w:tc>
+          <w:p>
+            <w:r>
+              <w:t xml:space="preserve">id</w:t>
+            </w:r>
+          </w:p>
+        </w:tc>
+        <w:tc>
+          <w:p>
+            <w:r>
+              <w:t xml:space="preserve">BigAutoField</w:t>
+            </w:r>
+          </w:p>
+        </w:tc>
+        <w:tc>
+          <w:p>
+            <w:r>
+              <w:t xml:space="preserve">Khóa chính tự tăng</w:t>
+            </w:r>
+          </w:p>
+        </w:tc>
+      </w:tr>
+      <w:tr>
+        <w:tc>
+          <w:p>
+            <w:r>
+              <w:t xml:space="preserve">violation</w:t>
+            </w:r>
+          </w:p>
+        </w:tc>
+        <w:tc>
+          <w:p>
+            <w:r>
+              <w:t xml:space="preserve">ForeignKey</w:t>
+            </w:r>
+          </w:p>
+        </w:tc>
+        <w:tc>
+          <w:p>
+            <w:r>
+              <w:t xml:space="preserve">Đích: Violation; on_delete=models.CASCADE; related_name='reviews'</w:t>
+            </w:r>
+          </w:p>
+        </w:tc>
+      </w:tr>
+      <w:tr>
+        <w:tc>
+          <w:p>
+            <w:r>
+              <w:t xml:space="preserve">reviewer</w:t>
+            </w:r>
+          </w:p>
+        </w:tc>
+        <w:tc>
+          <w:p>
+            <w:r>
+              <w:t xml:space="preserve">ForeignKey</w:t>
+            </w:r>
+          </w:p>
+        </w:tc>
+        <w:tc>
+          <w:p>
+            <w:r>
+              <w:t xml:space="preserve">Đích: settings.AUTH_USER_MODEL; on_delete=models.SET_NULL; null=True; editable=False</w:t>
+            </w:r>
+          </w:p>
+        </w:tc>
+      </w:tr>
+      <w:tr>
+        <w:tc>
+          <w:p>
+            <w:r>
+              <w:t xml:space="preserve">reviewer_name</w:t>
+            </w:r>
+          </w:p>
+        </w:tc>
+        <w:tc>
+          <w:p>
+            <w:r>
+              <w:t xml:space="preserve">CharField</w:t>
+            </w:r>
+          </w:p>
+        </w:tc>
+        <w:tc>
+          <w:p>
+            <w:r>
+              <w:t xml:space="preserve">max_length=150</w:t>
+            </w:r>
+          </w:p>
+        </w:tc>
+      </w:tr>
+      <w:tr>
+        <w:tc>
+          <w:p>
+            <w:r>
+              <w:t xml:space="preserve">action</w:t>
+            </w:r>
+          </w:p>
+        </w:tc>
+        <w:tc>
+          <w:p>
+            <w:r>
+              <w:t xml:space="preserve">CharField</w:t>
+            </w:r>
+          </w:p>
+        </w:tc>
+        <w:tc>
+          <w:p>
+            <w:r>
+              <w:t xml:space="preserve">max_length=10; choices=Action.choices</w:t>
+            </w:r>
+          </w:p>
+        </w:tc>
+      </w:tr>
+      <w:tr>
+        <w:tc>
+          <w:p>
+            <w:r>
+              <w:t xml:space="preserve">before</w:t>
+            </w:r>
+          </w:p>
+        </w:tc>
+        <w:tc>
+          <w:p>
+            <w:r>
+              <w:t xml:space="preserve">JSONField</w:t>
+            </w:r>
+          </w:p>
+        </w:tc>
+        <w:tc>
+          <w:p>
+            <w:r>
+              <w:t xml:space="preserve">null=False; blank=False (mặc định)</w:t>
+            </w:r>
+          </w:p>
+        </w:tc>
+      </w:tr>
+      <w:tr>
+        <w:tc>
+          <w:p>
+            <w:r>
+              <w:t xml:space="preserve">after</w:t>
+            </w:r>
+          </w:p>
+        </w:tc>
+        <w:tc>
+          <w:p>
+            <w:r>
+              <w:t xml:space="preserve">JSONField</w:t>
+            </w:r>
+          </w:p>
+        </w:tc>
+        <w:tc>
+          <w:p>
+            <w:r>
+              <w:t xml:space="preserve">null=False; blank=False (mặc định)</w:t>
+            </w:r>
+          </w:p>
+        </w:tc>
+      </w:tr>
+      <w:tr>
+        <w:tc>
+          <w:p>
+            <w:r>
+              <w:t xml:space="preserve">created_at</w:t>
+            </w:r>
+          </w:p>
+        </w:tc>
+        <w:tc>
+          <w:p>
+            <w:r>
+              <w:t xml:space="preserve">DateTimeField</w:t>
+            </w:r>
+          </w:p>
+        </w:tc>
+        <w:tc>
+          <w:p>
+            <w:r>
+              <w:t xml:space="preserve">auto_now_add=True</w:t>
+            </w:r>
+          </w:p>
+        </w:tc>
+      </w:tr>
+    </w:tbl>
+    <w:p>
+      <w:r>
+        <w:t xml:space="preserve"/>
+      </w:r>
+    </w:p>
+    <w:p>
+      <w:r>
+        <w:t xml:space="preserve">ViolationReview.Action: approve, reject, reopen.</w:t>
+      </w:r>
+    </w:p>
+    <w:p>
+      <w:r>
+        <w:t xml:space="preserve">Phương thức/thuộc tính tính toán khai báo trong model: __str__.</w:t>
+      </w:r>
+    </w:p>
+    <w:p>
+      <w:pPr>
+        <w:pStyle w:val="Heading1"/>
+      </w:pPr>
+      <w:r>
+        <w:t xml:space="preserve">4. Quan hệ và quy tắc xóa</w:t>
+      </w:r>
+    </w:p>
+    <w:tbl>
+      <w:tblPr>
+        <w:tblW w:w="0" w:type="auto"/>
+        <w:tblBorders>
+          <w:top w:val="single" w:sz="4" w:color="CBD5E1"/>
+          <w:left w:val="single" w:sz="4" w:color="CBD5E1"/>
+          <w:bottom w:val="single" w:sz="4" w:color="CBD5E1"/>
+          <w:right w:val="single" w:sz="4" w:color="CBD5E1"/>
+          <w:insideH w:val="single" w:sz="4" w:color="CBD5E1"/>
+          <w:insideV w:val="single" w:sz="4" w:color="CBD5E1"/>
+        </w:tblBorders>
+      </w:tblPr>
+      <w:tr>
+        <w:trPr>
+          <w:tblHeader/>
+        </w:trPr>
+        <w:tc>
+          <w:p>
+            <w:r>
+              <w:rPr>
+                <w:b/>
+              </w:rPr>
+              <w:t xml:space="preserve">Quan hệ (cha → con)</w:t>
+            </w:r>
+          </w:p>
+        </w:tc>
+        <w:tc>
+          <w:p>
+            <w:r>
+              <w:rPr>
+                <w:b/>
+              </w:rPr>
+              <w:t xml:space="preserve">Bội số</w:t>
+            </w:r>
+          </w:p>
+        </w:tc>
+        <w:tc>
+          <w:p>
+            <w:r>
+              <w:rPr>
+                <w:b/>
+              </w:rPr>
+              <w:t xml:space="preserve">Trường ở con / truy cập ngược</w:t>
+            </w:r>
+          </w:p>
+        </w:tc>
+        <w:tc>
+          <w:p>
+            <w:r>
+              <w:rPr>
+                <w:b/>
+              </w:rPr>
+              <w:t xml:space="preserve">on_delete</w:t>
+            </w:r>
+          </w:p>
+        </w:tc>
+      </w:tr>
+      <w:tr>
+        <w:tc>
+          <w:p>
+            <w:r>
+              <w:t xml:space="preserve">User → DriverProfile</w:t>
+            </w:r>
+          </w:p>
+        </w:tc>
+        <w:tc>
+          <w:p>
+            <w:r>
+              <w:t xml:space="preserve">1 → 0..1</w:t>
+            </w:r>
+          </w:p>
+        </w:tc>
+        <w:tc>
+          <w:p>
+            <w:r>
+              <w:t xml:space="preserve">user / 'driver_profile'</w:t>
+            </w:r>
+          </w:p>
+        </w:tc>
+        <w:tc>
+          <w:p>
+            <w:r>
+              <w:t xml:space="preserve">CASCADE</w:t>
+            </w:r>
+          </w:p>
+        </w:tc>
+      </w:tr>
+      <w:tr>
+        <w:tc>
+          <w:p>
+            <w:r>
+              <w:t xml:space="preserve">DriverProfile → DriverLicense</w:t>
+            </w:r>
+          </w:p>
+        </w:tc>
+        <w:tc>
+          <w:p>
+            <w:r>
+              <w:t xml:space="preserve">1 → 0..1</w:t>
+            </w:r>
+          </w:p>
+        </w:tc>
+        <w:tc>
+          <w:p>
+            <w:r>
+              <w:t xml:space="preserve">driver / 'driver_license'</w:t>
+            </w:r>
+          </w:p>
+        </w:tc>
+        <w:tc>
+          <w:p>
+            <w:r>
+              <w:t xml:space="preserve">PROTECT</w:t>
+            </w:r>
+          </w:p>
+        </w:tc>
+      </w:tr>
+      <w:tr>
+        <w:tc>
+          <w:p>
+            <w:r>
+              <w:t xml:space="preserve">DriverProfile → FaceProfile</w:t>
+            </w:r>
+          </w:p>
+        </w:tc>
+        <w:tc>
+          <w:p>
+            <w:r>
+              <w:t xml:space="preserve">1 → 0..1</w:t>
+            </w:r>
+          </w:p>
+        </w:tc>
+        <w:tc>
+          <w:p>
+            <w:r>
+              <w:t xml:space="preserve">driver / 'face_profile'</w:t>
+            </w:r>
+          </w:p>
+        </w:tc>
+        <w:tc>
+          <w:p>
+            <w:r>
+              <w:t xml:space="preserve">PROTECT</w:t>
+            </w:r>
+          </w:p>
+        </w:tc>
+      </w:tr>
+      <w:tr>
+        <w:tc>
+          <w:p>
+            <w:r>
+              <w:t xml:space="preserve">VehicleType → Vehicle</w:t>
+            </w:r>
+          </w:p>
+        </w:tc>
+        <w:tc>
+          <w:p>
+            <w:r>
+              <w:t xml:space="preserve">1 → 0..*</w:t>
+            </w:r>
+          </w:p>
+        </w:tc>
+        <w:tc>
+          <w:p>
+            <w:r>
+              <w:t xml:space="preserve">vehicle_type / 'vehicles'</w:t>
+            </w:r>
+          </w:p>
+        </w:tc>
+        <w:tc>
+          <w:p>
+            <w:r>
+              <w:t xml:space="preserve">PROTECT</w:t>
+            </w:r>
+          </w:p>
+        </w:tc>
+      </w:tr>
+      <w:tr>
+        <w:tc>
+          <w:p>
+            <w:r>
+              <w:t xml:space="preserve">Vehicle → Device</w:t>
+            </w:r>
+          </w:p>
+        </w:tc>
+        <w:tc>
+          <w:p>
+            <w:r>
+              <w:t xml:space="preserve">1 → 0..1</w:t>
+            </w:r>
+          </w:p>
+        </w:tc>
+        <w:tc>
+          <w:p>
+            <w:r>
+              <w:t xml:space="preserve">vehicle / 'device'</w:t>
+            </w:r>
+          </w:p>
+        </w:tc>
+        <w:tc>
+          <w:p>
+            <w:r>
+              <w:t xml:space="preserve">CASCADE</w:t>
+            </w:r>
+          </w:p>
+        </w:tc>
+      </w:tr>
+      <w:tr>
+        <w:tc>
+          <w:p>
+            <w:r>
+              <w:t xml:space="preserve">DriverProfile → DriverVehicleAssignment</w:t>
+            </w:r>
+          </w:p>
+        </w:tc>
+        <w:tc>
+          <w:p>
+            <w:r>
+              <w:t xml:space="preserve">1 → 0..*</w:t>
+            </w:r>
+          </w:p>
+        </w:tc>
+        <w:tc>
+          <w:p>
+            <w:r>
+              <w:t xml:space="preserve">driver / 'vehicle_assignments'</w:t>
+            </w:r>
+          </w:p>
+        </w:tc>
+        <w:tc>
+          <w:p>
+            <w:r>
+              <w:t xml:space="preserve">PROTECT</w:t>
+            </w:r>
+          </w:p>
+        </w:tc>
+      </w:tr>
+      <w:tr>
+        <w:tc>
+          <w:p>
+            <w:r>
+              <w:t xml:space="preserve">Vehicle → DriverVehicleAssignment</w:t>
+            </w:r>
+          </w:p>
+        </w:tc>
+        <w:tc>
+          <w:p>
+            <w:r>
+              <w:t xml:space="preserve">1 → 0..*</w:t>
+            </w:r>
+          </w:p>
+        </w:tc>
+        <w:tc>
+          <w:p>
+            <w:r>
+              <w:t xml:space="preserve">vehicle / 'driver_assignments'</w:t>
+            </w:r>
+          </w:p>
+        </w:tc>
+        <w:tc>
+          <w:p>
+            <w:r>
+              <w:t xml:space="preserve">PROTECT</w:t>
+            </w:r>
+          </w:p>
+        </w:tc>
+      </w:tr>
+      <w:tr>
+        <w:tc>
+          <w:p>
+            <w:r>
+              <w:t xml:space="preserve">DriverVehicleAssignment → DrivingSession</w:t>
+            </w:r>
+          </w:p>
+        </w:tc>
+        <w:tc>
+          <w:p>
+            <w:r>
+              <w:t xml:space="preserve">1 → 0..*</w:t>
+            </w:r>
+          </w:p>
+        </w:tc>
+        <w:tc>
+          <w:p>
+            <w:r>
+              <w:t xml:space="preserve">assignment / 'driving_sessions'</w:t>
+            </w:r>
+          </w:p>
+        </w:tc>
+        <w:tc>
+          <w:p>
+            <w:r>
+              <w:t xml:space="preserve">PROTECT</w:t>
+            </w:r>
+          </w:p>
+        </w:tc>
+      </w:tr>
+      <w:tr>
+        <w:tc>
+          <w:p>
+            <w:r>
+              <w:t xml:space="preserve">Vehicle → DrivingSession</w:t>
+            </w:r>
+          </w:p>
+        </w:tc>
+        <w:tc>
+          <w:p>
+            <w:r>
+              <w:t xml:space="preserve">1 → 0..*</w:t>
+            </w:r>
+          </w:p>
+        </w:tc>
+        <w:tc>
+          <w:p>
+            <w:r>
+              <w:t xml:space="preserve">vehicle / 'driving_sessions'</w:t>
+            </w:r>
+          </w:p>
+        </w:tc>
+        <w:tc>
+          <w:p>
+            <w:r>
+              <w:t xml:space="preserve">PROTECT</w:t>
+            </w:r>
+          </w:p>
+        </w:tc>
+      </w:tr>
+      <w:tr>
+        <w:tc>
+          <w:p>
+            <w:r>
+              <w:t xml:space="preserve">DrivingSession → Violation</w:t>
+            </w:r>
+          </w:p>
+        </w:tc>
+        <w:tc>
+          <w:p>
+            <w:r>
+              <w:t xml:space="preserve">1 → 0..*</w:t>
+            </w:r>
+          </w:p>
+        </w:tc>
+        <w:tc>
+          <w:p>
+            <w:r>
+              <w:t xml:space="preserve">session / 'violations'</w:t>
+            </w:r>
+          </w:p>
+        </w:tc>
+        <w:tc>
+          <w:p>
+            <w:r>
+              <w:t xml:space="preserve">PROTECT</w:t>
+            </w:r>
+          </w:p>
+        </w:tc>
+      </w:tr>
+      <w:tr>
+        <w:tc>
+          <w:p>
+            <w:r>
+              <w:t xml:space="preserve">ViolationType → Violation</w:t>
+            </w:r>
+          </w:p>
+        </w:tc>
+        <w:tc>
+          <w:p>
+            <w:r>
+              <w:t xml:space="preserve">1 → 0..*</w:t>
+            </w:r>
+          </w:p>
+        </w:tc>
+        <w:tc>
+          <w:p>
+            <w:r>
+              <w:t xml:space="preserve">violation_type / 'violations'</w:t>
+            </w:r>
+          </w:p>
+        </w:tc>
+        <w:tc>
+          <w:p>
+            <w:r>
+              <w:t xml:space="preserve">PROTECT</w:t>
+            </w:r>
+          </w:p>
+        </w:tc>
+      </w:tr>
+      <w:tr>
+        <w:tc>
+          <w:p>
+            <w:r>
+              <w:t xml:space="preserve">Violation → Evidence</w:t>
+            </w:r>
+          </w:p>
+        </w:tc>
+        <w:tc>
+          <w:p>
+            <w:r>
+              <w:t xml:space="preserve">1 → 0..*</w:t>
+            </w:r>
+          </w:p>
+        </w:tc>
+        <w:tc>
+          <w:p>
+            <w:r>
+              <w:t xml:space="preserve">violation / 'evidences'</w:t>
+            </w:r>
+          </w:p>
+        </w:tc>
+        <w:tc>
+          <w:p>
+            <w:r>
+              <w:t xml:space="preserve">CASCADE</w:t>
+            </w:r>
+          </w:p>
+        </w:tc>
+      </w:tr>
+      <w:tr>
+        <w:tc>
+          <w:p>
+            <w:r>
+              <w:t xml:space="preserve">Violation → Appeal</w:t>
+            </w:r>
+          </w:p>
+        </w:tc>
+        <w:tc>
+          <w:p>
+            <w:r>
+              <w:t xml:space="preserve">1 → 0..1</w:t>
+            </w:r>
+          </w:p>
+        </w:tc>
+        <w:tc>
+          <w:p>
+            <w:r>
+              <w:t xml:space="preserve">violation / 'appeal'</w:t>
+            </w:r>
+          </w:p>
+        </w:tc>
+        <w:tc>
+          <w:p>
+            <w:r>
+              <w:t xml:space="preserve">CASCADE</w:t>
+            </w:r>
+          </w:p>
+        </w:tc>
+      </w:tr>
+      <w:tr>
+        <w:tc>
+          <w:p>
+            <w:r>
+              <w:t xml:space="preserve">Violation → ViolationReview</w:t>
+            </w:r>
+          </w:p>
+        </w:tc>
+        <w:tc>
+          <w:p>
+            <w:r>
+              <w:t xml:space="preserve">1 → 0..*</w:t>
+            </w:r>
+          </w:p>
+        </w:tc>
+        <w:tc>
+          <w:p>
+            <w:r>
+              <w:t xml:space="preserve">violation / 'reviews'</w:t>
+            </w:r>
+          </w:p>
+        </w:tc>
+        <w:tc>
+          <w:p>
+            <w:r>
+              <w:t xml:space="preserve">CASCADE</w:t>
+            </w:r>
+          </w:p>
+        </w:tc>
+      </w:tr>
+      <w:tr>
+        <w:tc>
+          <w:p>
+            <w:r>
+              <w:t xml:space="preserve">User → ViolationReview</w:t>
+            </w:r>
+          </w:p>
+        </w:tc>
+        <w:tc>
+          <w:p>
+            <w:r>
+              <w:t xml:space="preserve">1 → 0..*</w:t>
+            </w:r>
+          </w:p>
+        </w:tc>
+        <w:tc>
+          <w:p>
+            <w:r>
+              <w:t xml:space="preserve">reviewer / </w:t>
+            </w:r>
+          </w:p>
+        </w:tc>
+        <w:tc>
+          <w:p>
+            <w:r>
+              <w:t xml:space="preserve">SET_NULL</w:t>
+            </w:r>
+          </w:p>
+        </w:tc>
+      </w:tr>
+    </w:tbl>
+    <w:p>
+      <w:r>
+        <w:t xml:space="preserve"/>
+      </w:r>
+    </w:p>
+    <w:p>
+      <w:r>
+        <w:t xml:space="preserve">OneToOneField bắt buộc mỗi đối tượng con có đúng một cha, nhưng không bắt buộc cha đã có con. Vì vậy DriverProfile có thể chưa có DriverLicense hoặc FaceProfile; User có thể chưa có DriverProfile; Vehicle có thể chưa có Device.</w:t>
+      </w:r>
+    </w:p>
+    <w:p>
+      <w:r>
+        <w:t xml:space="preserve">CASCADE: khi xóa cha qua Django, đối tượng con liên quan cũng bị xóa. PROTECT: chặn xóa cha nếu vẫn còn đối tượng con tham chiếu. Ví dụ, xóa User kéo theo DriverProfile nhưng có thể bị chặn nếu hồ sơ đang được DriverLicense, FaceProfile hoặc DriverVehicleAssignment bảo vệ. Đây là chính sách on_delete của ORM Django.</w:t>
+      </w:r>
+    </w:p>
+    <w:p>
+      <w:r>
+        <w:t xml:space="preserve">DriverProfile và Vehicle có quan hệ nhiều–nhiều về nghiệp vụ thông qua DriverVehicleAssignment. Lớp trung gian có id riêng cùng start_at/end_at; mã nguồn không khai báo ManyToManyField trực tiếp và không có ràng buộc duy nhất cho cặp driver–vehicle. Có thể có nhiều lần phân công cho cùng một cặp.</w:t>
+      </w:r>
+    </w:p>
+    <w:p>
+      <w:r>
+        <w:t xml:space="preserve">DrivingSession tham chiếu Assignment và lưu vehicle_id lấy từ phân công để database đảm bảo mỗi xe chỉ có một phiên STARTED. save() kiểm tra xe khớp phân công; phân công đã có phiên không được đổi tài xế/xe/start_at qua form hoặc save(). Không dùng bulk update để thay đổi các liên kết lịch sử.</w:t>
+      </w:r>
+    </w:p>
+    <w:p>
+      <w:pPr>
+        <w:pStyle w:val="Heading1"/>
+      </w:pPr>
+      <w:r>
+        <w:t xml:space="preserve">5. Quy tắc nghiệp vụ đã quan sát trong mã nguồn</w:t>
+      </w:r>
+    </w:p>
+    <w:p>
+      <w:r>
+        <w:t xml:space="preserve">frontend/forms.py — ProfileForm: ngày sinh phải trước ngày hiện tại. LicenseForm: ngày cấp không ở tương lai; ngày hết hạn sau ngày cấp và phải còn hạn.</w:t>
+      </w:r>
+    </w:p>
+    <w:p>
+      <w:r>
+        <w:t xml:space="preserve">frontend/forms.py — VehicleForm: xe TRUCK yêu cầu load_capacity &gt; 0, xe BUS yêu cầu passenger_capacity &gt; 0; thông số của nhóm còn lại được đặt None. Năm sản xuất nằm từ 1900 đến năm hiện tại.</w:t>
+      </w:r>
+    </w:p>
+    <w:p>
+      <w:r>
+        <w:t xml:space="preserve">frontend/forms.py — AssignmentForm: khi giao mới/gia hạn, xe phải ACTIVE, tài xế hoạt động và hồ sơ APPROVED. Vẫn được kết thúc/rút ngắn phân công cũ khi tài xế/xe không còn đủ điều kiện. Không đổi tài xế/xe/start_at khi đã có phiên.</w:t>
+      </w:r>
+    </w:p>
+    <w:p>
+      <w:r>
+        <w:t xml:space="preserve">accounts/profile_services.py — save_profile(form, user): lưu hồ sơ và ảnh/embedding; hồ sơ mới hoặc đổi họ tên/ngày sinh được đặt PENDING; ảnh khuôn mặt mới đặt FaceProfile về PENDING.</w:t>
+      </w:r>
+    </w:p>
+    <w:p>
+      <w:r>
+        <w:t xml:space="preserve">accounts/profile_services.py — save_license(form, driver): lưu GPLX và ảnh hai mặt, đặt trạng thái PENDING; dùng transaction và xử lý ảnh Cloudinary. Đây là hàm dịch vụ, không phải phương thức của model.</w:t>
+      </w:r>
+    </w:p>
+    <w:p>
+      <w:r>
+        <w:t xml:space="preserve">ProfileForm/LicenseForm và thao tác duyệt dùng version của bản ghi; dịch vụ kiểm tra lại dưới khóa transaction để từ chối cập nhật từ trang cũ. DriverProfile hỗ trợ PENDING/APPROVED/REJECTED.</w:t>
+      </w:r>
+    </w:p>
+    <w:p>
+      <w:r>
+        <w:t xml:space="preserve">DrivingSession có CHECK khớp trạng thái/thời gian và UNIQUE có điều kiện trên vehicle khi STARTED. save() ngăn sửa phiên ENDED. Phân công trùng thời gian giữa nhiều tài xế vẫn được cho phép theo thiết kế.</w:t>
+      </w:r>
+    </w:p>
+    <w:p>
+      <w:r>
+        <w:t xml:space="preserve">DriverLicense.effective_status hiển thị EXPIRED khi GPLX ACTIVE đã hết hạn; is_valid kiểm tra cả trạng thái và ngày. Không sửa database chỉ vì người dùng mở trang.</w:t>
+      </w:r>
+    </w:p>
+    <w:p>
+      <w:pPr>
+        <w:pStyle w:val="Heading1"/>
+      </w:pPr>
+      <w:r>
+        <w:t xml:space="preserve">6. Phạm vi vi phạm hiện tại</w:t>
+      </w:r>
+    </w:p>
+    <w:p>
+      <w:r>
+        <w:t xml:space="preserve">Đã có model và giao diện danh sách/chi tiết/xác nhận/từ chối/xem xét lại. Xác nhận kiểm tra metadata Evidence hợp lệ; mỗi quyết định lưu ViolationReview trong cùng transaction. Lịch sử giữ người xử lý và bản chụp thông tin trước/sau.</w:t>
+      </w:r>
+    </w:p>
+    <w:p>
+      <w:r>
+        <w:t xml:space="preserve">Appeal dùng OneToOne và xóa mềm qua deleted_at khi xóa riêng để không mở lại quyền kháng cáo. Xóa Violation qua ORM vẫn xóa cascade Appeal/Evidence/ViolationReview. Chưa mở giao diện gửi/xử lý kháng cáo hoặc xóa vi phạm; chưa có API nhận dữ liệu AI hay upload bằng chứng.</w:t>
       </w:r>
     </w:p>
     <w:p>
@@ -3344,7 +4849,7 @@
         <w:pStyle w:val="Code"/>
       </w:pPr>
       <w:r>
-        <w:t xml:space="preserve">    +__str__() String</w:t>
+        <w:t xml:space="preserve">    +__str__()</w:t>
       </w:r>
     </w:p>
     <w:p>
@@ -3440,7 +4945,7 @@
         <w:pStyle w:val="Code"/>
       </w:pPr>
       <w:r>
-        <w:t xml:space="preserve">    +__str__() String</w:t>
+        <w:t xml:space="preserve">    +__str__()</w:t>
       </w:r>
     </w:p>
     <w:p>
@@ -3568,7 +5073,39 @@
         <w:pStyle w:val="Code"/>
       </w:pPr>
       <w:r>
-        <w:t xml:space="preserve">    +__str__() String</w:t>
+        <w:t xml:space="preserve">    +__str__()</w:t>
+      </w:r>
+    </w:p>
+    <w:p>
+      <w:pPr>
+        <w:pStyle w:val="Code"/>
+      </w:pPr>
+      <w:r>
+        <w:t xml:space="preserve">    +is_expired()</w:t>
+      </w:r>
+    </w:p>
+    <w:p>
+      <w:pPr>
+        <w:pStyle w:val="Code"/>
+      </w:pPr>
+      <w:r>
+        <w:t xml:space="preserve">    +is_valid()</w:t>
+      </w:r>
+    </w:p>
+    <w:p>
+      <w:pPr>
+        <w:pStyle w:val="Code"/>
+      </w:pPr>
+      <w:r>
+        <w:t xml:space="preserve">    +effective_status()</w:t>
+      </w:r>
+    </w:p>
+    <w:p>
+      <w:pPr>
+        <w:pStyle w:val="Code"/>
+      </w:pPr>
+      <w:r>
+        <w:t xml:space="preserve">    +get_effective_status_display()</w:t>
       </w:r>
     </w:p>
     <w:p>
@@ -3656,7 +5193,7 @@
         <w:pStyle w:val="Code"/>
       </w:pPr>
       <w:r>
-        <w:t xml:space="preserve">    +__str__() String</w:t>
+        <w:t xml:space="preserve">    +__str__()</w:t>
       </w:r>
     </w:p>
     <w:p>
@@ -3728,7 +5265,7 @@
         <w:pStyle w:val="Code"/>
       </w:pPr>
       <w:r>
-        <w:t xml:space="preserve">    +__str__() String</w:t>
+        <w:t xml:space="preserve">    +__str__()</w:t>
       </w:r>
     </w:p>
     <w:p>
@@ -3848,7 +5385,7 @@
         <w:pStyle w:val="Code"/>
       </w:pPr>
       <w:r>
-        <w:t xml:space="preserve">    +__str__() String</w:t>
+        <w:t xml:space="preserve">    +__str__()</w:t>
       </w:r>
     </w:p>
     <w:p>
@@ -3936,7 +5473,7 @@
         <w:pStyle w:val="Code"/>
       </w:pPr>
       <w:r>
-        <w:t xml:space="preserve">    +__str__() String</w:t>
+        <w:t xml:space="preserve">    +__str__()</w:t>
       </w:r>
     </w:p>
     <w:p>
@@ -4016,7 +5553,15 @@
         <w:pStyle w:val="Code"/>
       </w:pPr>
       <w:r>
-        <w:t xml:space="preserve">    +__str__() String</w:t>
+        <w:t xml:space="preserve">    +save()</w:t>
+      </w:r>
+    </w:p>
+    <w:p>
+      <w:pPr>
+        <w:pStyle w:val="Code"/>
+      </w:pPr>
+      <w:r>
+        <w:t xml:space="preserve">    +__str__()</w:t>
       </w:r>
     </w:p>
     <w:p>
@@ -4056,6 +5601,14 @@
         <w:pStyle w:val="Code"/>
       </w:pPr>
       <w:r>
+        <w:t xml:space="preserve">    +BigInt vehicle_id</w:t>
+      </w:r>
+    </w:p>
+    <w:p>
+      <w:pPr>
+        <w:pStyle w:val="Code"/>
+      </w:pPr>
+      <w:r>
         <w:t xml:space="preserve">    +DateTime started_at</w:t>
       </w:r>
     </w:p>
@@ -4096,7 +5649,23 @@
         <w:pStyle w:val="Code"/>
       </w:pPr>
       <w:r>
-        <w:t xml:space="preserve">    +__str__() String</w:t>
+        <w:t xml:space="preserve">    +clean()</w:t>
+      </w:r>
+    </w:p>
+    <w:p>
+      <w:pPr>
+        <w:pStyle w:val="Code"/>
+      </w:pPr>
+      <w:r>
+        <w:t xml:space="preserve">    +save()</w:t>
+      </w:r>
+    </w:p>
+    <w:p>
+      <w:pPr>
+        <w:pStyle w:val="Code"/>
+      </w:pPr>
+      <w:r>
+        <w:t xml:space="preserve">    +__str__()</w:t>
       </w:r>
     </w:p>
     <w:p>
@@ -4112,6 +5681,462 @@
         <w:pStyle w:val="Code"/>
       </w:pPr>
       <w:r>
+        <w:t xml:space="preserve">class ViolationType {</w:t>
+      </w:r>
+    </w:p>
+    <w:p>
+      <w:pPr>
+        <w:pStyle w:val="Code"/>
+      </w:pPr>
+      <w:r>
+        <w:t xml:space="preserve">    +BigInt id</w:t>
+      </w:r>
+    </w:p>
+    <w:p>
+      <w:pPr>
+        <w:pStyle w:val="Code"/>
+      </w:pPr>
+      <w:r>
+        <w:t xml:space="preserve">    +String code</w:t>
+      </w:r>
+    </w:p>
+    <w:p>
+      <w:pPr>
+        <w:pStyle w:val="Code"/>
+      </w:pPr>
+      <w:r>
+        <w:t xml:space="preserve">    +String name</w:t>
+      </w:r>
+    </w:p>
+    <w:p>
+      <w:pPr>
+        <w:pStyle w:val="Code"/>
+      </w:pPr>
+      <w:r>
+        <w:t xml:space="preserve">    +Text description</w:t>
+      </w:r>
+    </w:p>
+    <w:p>
+      <w:pPr>
+        <w:pStyle w:val="Code"/>
+      </w:pPr>
+      <w:r>
+        <w:t xml:space="preserve">    +DateTime created_at</w:t>
+      </w:r>
+    </w:p>
+    <w:p>
+      <w:pPr>
+        <w:pStyle w:val="Code"/>
+      </w:pPr>
+      <w:r>
+        <w:t xml:space="preserve">    +DateTime updated_at</w:t>
+      </w:r>
+    </w:p>
+    <w:p>
+      <w:pPr>
+        <w:pStyle w:val="Code"/>
+      </w:pPr>
+      <w:r>
+        <w:t xml:space="preserve">    +normalize_code()</w:t>
+      </w:r>
+    </w:p>
+    <w:p>
+      <w:pPr>
+        <w:pStyle w:val="Code"/>
+      </w:pPr>
+      <w:r>
+        <w:t xml:space="preserve">    +save()</w:t>
+      </w:r>
+    </w:p>
+    <w:p>
+      <w:pPr>
+        <w:pStyle w:val="Code"/>
+      </w:pPr>
+      <w:r>
+        <w:t xml:space="preserve">    +__str__()</w:t>
+      </w:r>
+    </w:p>
+    <w:p>
+      <w:pPr>
+        <w:pStyle w:val="Code"/>
+      </w:pPr>
+      <w:r>
+        <w:t xml:space="preserve">}</w:t>
+      </w:r>
+    </w:p>
+    <w:p>
+      <w:pPr>
+        <w:pStyle w:val="Code"/>
+      </w:pPr>
+      <w:r>
+        <w:t xml:space="preserve">class Violation {</w:t>
+      </w:r>
+    </w:p>
+    <w:p>
+      <w:pPr>
+        <w:pStyle w:val="Code"/>
+      </w:pPr>
+      <w:r>
+        <w:t xml:space="preserve">    +BigInt id</w:t>
+      </w:r>
+    </w:p>
+    <w:p>
+      <w:pPr>
+        <w:pStyle w:val="Code"/>
+      </w:pPr>
+      <w:r>
+        <w:t xml:space="preserve">    +BigInt session_id</w:t>
+      </w:r>
+    </w:p>
+    <w:p>
+      <w:pPr>
+        <w:pStyle w:val="Code"/>
+      </w:pPr>
+      <w:r>
+        <w:t xml:space="preserve">    +BigInt violation_type_id</w:t>
+      </w:r>
+    </w:p>
+    <w:p>
+      <w:pPr>
+        <w:pStyle w:val="Code"/>
+      </w:pPr>
+      <w:r>
+        <w:t xml:space="preserve">    +String severity</w:t>
+      </w:r>
+    </w:p>
+    <w:p>
+      <w:pPr>
+        <w:pStyle w:val="Code"/>
+      </w:pPr>
+      <w:r>
+        <w:t xml:space="preserve">    +DateTime detected_at</w:t>
+      </w:r>
+    </w:p>
+    <w:p>
+      <w:pPr>
+        <w:pStyle w:val="Code"/>
+      </w:pPr>
+      <w:r>
+        <w:t xml:space="preserve">    +String status</w:t>
+      </w:r>
+    </w:p>
+    <w:p>
+      <w:pPr>
+        <w:pStyle w:val="Code"/>
+      </w:pPr>
+      <w:r>
+        <w:t xml:space="preserve">    +Text admin_note</w:t>
+      </w:r>
+    </w:p>
+    <w:p>
+      <w:pPr>
+        <w:pStyle w:val="Code"/>
+      </w:pPr>
+      <w:r>
+        <w:t xml:space="preserve">    +DateTime created_at</w:t>
+      </w:r>
+    </w:p>
+    <w:p>
+      <w:pPr>
+        <w:pStyle w:val="Code"/>
+      </w:pPr>
+      <w:r>
+        <w:t xml:space="preserve">    +DateTime updated_at</w:t>
+      </w:r>
+    </w:p>
+    <w:p>
+      <w:pPr>
+        <w:pStyle w:val="Code"/>
+      </w:pPr>
+      <w:r>
+        <w:t xml:space="preserve">    +__str__()</w:t>
+      </w:r>
+    </w:p>
+    <w:p>
+      <w:pPr>
+        <w:pStyle w:val="Code"/>
+      </w:pPr>
+      <w:r>
+        <w:t xml:space="preserve">}</w:t>
+      </w:r>
+    </w:p>
+    <w:p>
+      <w:pPr>
+        <w:pStyle w:val="Code"/>
+      </w:pPr>
+      <w:r>
+        <w:t xml:space="preserve">class Evidence {</w:t>
+      </w:r>
+    </w:p>
+    <w:p>
+      <w:pPr>
+        <w:pStyle w:val="Code"/>
+      </w:pPr>
+      <w:r>
+        <w:t xml:space="preserve">    +BigInt id</w:t>
+      </w:r>
+    </w:p>
+    <w:p>
+      <w:pPr>
+        <w:pStyle w:val="Code"/>
+      </w:pPr>
+      <w:r>
+        <w:t xml:space="preserve">    +BigInt violation_id</w:t>
+      </w:r>
+    </w:p>
+    <w:p>
+      <w:pPr>
+        <w:pStyle w:val="Code"/>
+      </w:pPr>
+      <w:r>
+        <w:t xml:space="preserve">    +String type</w:t>
+      </w:r>
+    </w:p>
+    <w:p>
+      <w:pPr>
+        <w:pStyle w:val="Code"/>
+      </w:pPr>
+      <w:r>
+        <w:t xml:space="preserve">    +URL url</w:t>
+      </w:r>
+    </w:p>
+    <w:p>
+      <w:pPr>
+        <w:pStyle w:val="Code"/>
+      </w:pPr>
+      <w:r>
+        <w:t xml:space="preserve">    +String cloudinary_public_id</w:t>
+      </w:r>
+    </w:p>
+    <w:p>
+      <w:pPr>
+        <w:pStyle w:val="Code"/>
+      </w:pPr>
+      <w:r>
+        <w:t xml:space="preserve">    +DateTime captured_at</w:t>
+      </w:r>
+    </w:p>
+    <w:p>
+      <w:pPr>
+        <w:pStyle w:val="Code"/>
+      </w:pPr>
+      <w:r>
+        <w:t xml:space="preserve">    +safe_url()</w:t>
+      </w:r>
+    </w:p>
+    <w:p>
+      <w:pPr>
+        <w:pStyle w:val="Code"/>
+      </w:pPr>
+      <w:r>
+        <w:t xml:space="preserve">    +__str__()</w:t>
+      </w:r>
+    </w:p>
+    <w:p>
+      <w:pPr>
+        <w:pStyle w:val="Code"/>
+      </w:pPr>
+      <w:r>
+        <w:t xml:space="preserve">}</w:t>
+      </w:r>
+    </w:p>
+    <w:p>
+      <w:pPr>
+        <w:pStyle w:val="Code"/>
+      </w:pPr>
+      <w:r>
+        <w:t xml:space="preserve">class Appeal {</w:t>
+      </w:r>
+    </w:p>
+    <w:p>
+      <w:pPr>
+        <w:pStyle w:val="Code"/>
+      </w:pPr>
+      <w:r>
+        <w:t xml:space="preserve">    +BigInt id</w:t>
+      </w:r>
+    </w:p>
+    <w:p>
+      <w:pPr>
+        <w:pStyle w:val="Code"/>
+      </w:pPr>
+      <w:r>
+        <w:t xml:space="preserve">    +BigInt violation_id</w:t>
+      </w:r>
+    </w:p>
+    <w:p>
+      <w:pPr>
+        <w:pStyle w:val="Code"/>
+      </w:pPr>
+      <w:r>
+        <w:t xml:space="preserve">    +Text content</w:t>
+      </w:r>
+    </w:p>
+    <w:p>
+      <w:pPr>
+        <w:pStyle w:val="Code"/>
+      </w:pPr>
+      <w:r>
+        <w:t xml:space="preserve">    +String status</w:t>
+      </w:r>
+    </w:p>
+    <w:p>
+      <w:pPr>
+        <w:pStyle w:val="Code"/>
+      </w:pPr>
+      <w:r>
+        <w:t xml:space="preserve">    +Text admin_response</w:t>
+      </w:r>
+    </w:p>
+    <w:p>
+      <w:pPr>
+        <w:pStyle w:val="Code"/>
+      </w:pPr>
+      <w:r>
+        <w:t xml:space="preserve">    +DateTime created_at</w:t>
+      </w:r>
+    </w:p>
+    <w:p>
+      <w:pPr>
+        <w:pStyle w:val="Code"/>
+      </w:pPr>
+      <w:r>
+        <w:t xml:space="preserve">    +DateTime updated_at</w:t>
+      </w:r>
+    </w:p>
+    <w:p>
+      <w:pPr>
+        <w:pStyle w:val="Code"/>
+      </w:pPr>
+      <w:r>
+        <w:t xml:space="preserve">    +DateTime resolved_at</w:t>
+      </w:r>
+    </w:p>
+    <w:p>
+      <w:pPr>
+        <w:pStyle w:val="Code"/>
+      </w:pPr>
+      <w:r>
+        <w:t xml:space="preserve">    +DateTime deleted_at</w:t>
+      </w:r>
+    </w:p>
+    <w:p>
+      <w:pPr>
+        <w:pStyle w:val="Code"/>
+      </w:pPr>
+      <w:r>
+        <w:t xml:space="preserve">    +__str__()</w:t>
+      </w:r>
+    </w:p>
+    <w:p>
+      <w:pPr>
+        <w:pStyle w:val="Code"/>
+      </w:pPr>
+      <w:r>
+        <w:t xml:space="preserve">    +delete()</w:t>
+      </w:r>
+    </w:p>
+    <w:p>
+      <w:pPr>
+        <w:pStyle w:val="Code"/>
+      </w:pPr>
+      <w:r>
+        <w:t xml:space="preserve">}</w:t>
+      </w:r>
+    </w:p>
+    <w:p>
+      <w:pPr>
+        <w:pStyle w:val="Code"/>
+      </w:pPr>
+      <w:r>
+        <w:t xml:space="preserve">class ViolationReview {</w:t>
+      </w:r>
+    </w:p>
+    <w:p>
+      <w:pPr>
+        <w:pStyle w:val="Code"/>
+      </w:pPr>
+      <w:r>
+        <w:t xml:space="preserve">    +BigInt id</w:t>
+      </w:r>
+    </w:p>
+    <w:p>
+      <w:pPr>
+        <w:pStyle w:val="Code"/>
+      </w:pPr>
+      <w:r>
+        <w:t xml:space="preserve">    +BigInt violation_id</w:t>
+      </w:r>
+    </w:p>
+    <w:p>
+      <w:pPr>
+        <w:pStyle w:val="Code"/>
+      </w:pPr>
+      <w:r>
+        <w:t xml:space="preserve">    +BigInt reviewer_id</w:t>
+      </w:r>
+    </w:p>
+    <w:p>
+      <w:pPr>
+        <w:pStyle w:val="Code"/>
+      </w:pPr>
+      <w:r>
+        <w:t xml:space="preserve">    +String reviewer_name</w:t>
+      </w:r>
+    </w:p>
+    <w:p>
+      <w:pPr>
+        <w:pStyle w:val="Code"/>
+      </w:pPr>
+      <w:r>
+        <w:t xml:space="preserve">    +String action</w:t>
+      </w:r>
+    </w:p>
+    <w:p>
+      <w:pPr>
+        <w:pStyle w:val="Code"/>
+      </w:pPr>
+      <w:r>
+        <w:t xml:space="preserve">    +JSON before</w:t>
+      </w:r>
+    </w:p>
+    <w:p>
+      <w:pPr>
+        <w:pStyle w:val="Code"/>
+      </w:pPr>
+      <w:r>
+        <w:t xml:space="preserve">    +JSON after</w:t>
+      </w:r>
+    </w:p>
+    <w:p>
+      <w:pPr>
+        <w:pStyle w:val="Code"/>
+      </w:pPr>
+      <w:r>
+        <w:t xml:space="preserve">    +DateTime created_at</w:t>
+      </w:r>
+    </w:p>
+    <w:p>
+      <w:pPr>
+        <w:pStyle w:val="Code"/>
+      </w:pPr>
+      <w:r>
+        <w:t xml:space="preserve">    +__str__()</w:t>
+      </w:r>
+    </w:p>
+    <w:p>
+      <w:pPr>
+        <w:pStyle w:val="Code"/>
+      </w:pPr>
+      <w:r>
+        <w:t xml:space="preserve">}</w:t>
+      </w:r>
+    </w:p>
+    <w:p>
+      <w:pPr>
+        <w:pStyle w:val="Code"/>
+      </w:pPr>
+      <w:r>
         <w:t xml:space="preserve">User "1" -- "0..1" DriverProfile : user</w:t>
       </w:r>
     </w:p>
@@ -4169,6 +6194,62 @@
       </w:pPr>
       <w:r>
         <w:t xml:space="preserve">DriverVehicleAssignment "1" -- "0..*" DrivingSession : assignment</w:t>
+      </w:r>
+    </w:p>
+    <w:p>
+      <w:pPr>
+        <w:pStyle w:val="Code"/>
+      </w:pPr>
+      <w:r>
+        <w:t xml:space="preserve">Vehicle "1" -- "0..*" DrivingSession : vehicle</w:t>
+      </w:r>
+    </w:p>
+    <w:p>
+      <w:pPr>
+        <w:pStyle w:val="Code"/>
+      </w:pPr>
+      <w:r>
+        <w:t xml:space="preserve">DrivingSession "1" -- "0..*" Violation : session</w:t>
+      </w:r>
+    </w:p>
+    <w:p>
+      <w:pPr>
+        <w:pStyle w:val="Code"/>
+      </w:pPr>
+      <w:r>
+        <w:t xml:space="preserve">ViolationType "1" -- "0..*" Violation : violation_type</w:t>
+      </w:r>
+    </w:p>
+    <w:p>
+      <w:pPr>
+        <w:pStyle w:val="Code"/>
+      </w:pPr>
+      <w:r>
+        <w:t xml:space="preserve">Violation "1" -- "0..*" Evidence : violation</w:t>
+      </w:r>
+    </w:p>
+    <w:p>
+      <w:pPr>
+        <w:pStyle w:val="Code"/>
+      </w:pPr>
+      <w:r>
+        <w:t xml:space="preserve">Violation "1" -- "0..1" Appeal : violation</w:t>
+      </w:r>
+    </w:p>
+    <w:p>
+      <w:pPr>
+        <w:pStyle w:val="Code"/>
+      </w:pPr>
+      <w:r>
+        <w:t xml:space="preserve">Violation "1" -- "0..*" ViolationReview : violation</w:t>
+      </w:r>
+    </w:p>
+    <w:p>
+      <w:pPr>
+        <w:pStyle w:val="Code"/>
+      </w:pPr>
+      <w:r>
+        <w:t xml:space="preserve">User "1" -- "0..*" ViolationReview : reviewer</w:t>
       </w:r>
     </w:p>
     <w:sectPr>
